--- a/SPKL_PT Asuransi Jiwa Manulife Firanda Ami E.docx
+++ b/SPKL_PT Asuransi Jiwa Manulife Firanda Ami E.docx
@@ -1,6 +1,6 @@
 
 <file path=word/document.xml><?xml version="1.0" encoding="utf-8"?>
-<w:document xmlns:wpc="http://schemas.microsoft.com/office/word/2010/wordprocessingCanvas" xmlns:cx="http://schemas.microsoft.com/office/drawing/2014/chartex" xmlns:cx1="http://schemas.microsoft.com/office/drawing/2015/9/8/chartex" xmlns:cx2="http://schemas.microsoft.com/office/drawing/2015/10/21/chartex" xmlns:cx3="http://schemas.microsoft.com/office/drawing/2016/5/9/chartex" xmlns:cx4="http://schemas.microsoft.com/office/drawing/2016/5/10/chartex" xmlns:cx5="http://schemas.microsoft.com/office/drawing/2016/5/11/chartex" xmlns:cx6="http://schemas.microsoft.com/office/drawing/2016/5/12/chartex" xmlns:cx7="http://schemas.microsoft.com/office/drawing/2016/5/13/chartex" xmlns:cx8="http://schemas.microsoft.com/office/drawing/2016/5/14/chartex" xmlns:mc="http://schemas.openxmlformats.org/markup-compatibility/2006" xmlns:aink="http://schemas.microsoft.com/office/drawing/2016/ink" xmlns:am3d="http://schemas.microsoft.com/office/drawing/2017/model3d" xmlns:o="urn:schemas-microsoft-com:office:office" xmlns:oel="http://schemas.microsoft.com/office/2019/extlst" xmlns:r="http://schemas.openxmlformats.org/officeDocument/2006/relationships" xmlns:m="http://schemas.openxmlformats.org/officeDocument/2006/math" xmlns:v="urn:schemas-microsoft-com:vml" xmlns:wp14="http://schemas.microsoft.com/office/word/2010/wordprocessingDrawing" xmlns:wp="http://schemas.openxmlformats.org/drawingml/2006/wordprocessingDrawing" xmlns:w10="urn:schemas-microsoft-com:office:word" xmlns:w="http://schemas.openxmlformats.org/wordprocessingml/2006/main" xmlns:w14="http://schemas.microsoft.com/office/word/2010/wordml" xmlns:w15="http://schemas.microsoft.com/office/word/2012/wordml" xmlns:w16cex="http://schemas.microsoft.com/office/word/2018/wordml/cex" xmlns:w16cid="http://schemas.microsoft.com/office/word/2016/wordml/cid" xmlns:w16="http://schemas.microsoft.com/office/word/2018/wordml" xmlns:w16du="http://schemas.microsoft.com/office/word/2023/wordml/word16du" xmlns:w16sdtdh="http://schemas.microsoft.com/office/word/2020/wordml/sdtdatahash" xmlns:w16sdtfl="http://schemas.microsoft.com/office/word/2024/wordml/sdtformatlock" xmlns:w16se="http://schemas.microsoft.com/office/word/2015/wordml/symex" xmlns:wpg="http://schemas.microsoft.com/office/word/2010/wordprocessingGroup" xmlns:wpi="http://schemas.microsoft.com/office/word/2010/wordprocessingInk" xmlns:wne="http://schemas.microsoft.com/office/word/2006/wordml" xmlns:wps="http://schemas.microsoft.com/office/word/2010/wordprocessingShape" mc:Ignorable="w14 w15 w16se w16cid w16 w16cex w16sdtdh w16sdtfl w16du wp14">
+<w:document xmlns:wpc="http://schemas.microsoft.com/office/word/2010/wordprocessingCanvas" xmlns:cx="http://schemas.microsoft.com/office/drawing/2014/chartex" xmlns:cx1="http://schemas.microsoft.com/office/drawing/2015/9/8/chartex" xmlns:cx2="http://schemas.microsoft.com/office/drawing/2015/10/21/chartex" xmlns:cx3="http://schemas.microsoft.com/office/drawing/2016/5/9/chartex" xmlns:cx4="http://schemas.microsoft.com/office/drawing/2016/5/10/chartex" xmlns:cx5="http://schemas.microsoft.com/office/drawing/2016/5/11/chartex" xmlns:cx6="http://schemas.microsoft.com/office/drawing/2016/5/12/chartex" xmlns:cx7="http://schemas.microsoft.com/office/drawing/2016/5/13/chartex" xmlns:cx8="http://schemas.microsoft.com/office/drawing/2016/5/14/chartex" xmlns:mc="http://schemas.openxmlformats.org/markup-compatibility/2006" xmlns:aink="http://schemas.microsoft.com/office/drawing/2016/ink" xmlns:am3d="http://schemas.microsoft.com/office/drawing/2017/model3d" xmlns:o="urn:schemas-microsoft-com:office:office" xmlns:oel="http://schemas.microsoft.com/office/2019/extlst" xmlns:r="http://schemas.openxmlformats.org/officeDocument/2006/relationships" xmlns:m="http://schemas.openxmlformats.org/officeDocument/2006/math" xmlns:v="urn:schemas-microsoft-com:vml" xmlns:wp14="http://schemas.microsoft.com/office/word/2010/wordprocessingDrawing" xmlns:wp="http://schemas.openxmlformats.org/drawingml/2006/wordprocessingDrawing" xmlns:w10="urn:schemas-microsoft-com:office:word" xmlns:w="http://schemas.openxmlformats.org/wordprocessingml/2006/main" xmlns:w14="http://schemas.microsoft.com/office/word/2010/wordml" xmlns:w15="http://schemas.microsoft.com/office/word/2012/wordml" xmlns:w16cei="http://schemas.microsoft.com/office/word/2026/wordml/cei" xmlns:w16cex="http://schemas.microsoft.com/office/word/2018/wordml/cex" xmlns:w16cid="http://schemas.microsoft.com/office/word/2016/wordml/cid" xmlns:w16="http://schemas.microsoft.com/office/word/2018/wordml" xmlns:w16du="http://schemas.microsoft.com/office/word/2023/wordml/word16du" xmlns:w16sdtdh="http://schemas.microsoft.com/office/word/2020/wordml/sdtdatahash" xmlns:w16sdtfl="http://schemas.microsoft.com/office/word/2024/wordml/sdtformatlock" xmlns:w16se="http://schemas.microsoft.com/office/word/2015/wordml/symex" xmlns:wpg="http://schemas.microsoft.com/office/word/2010/wordprocessingGroup" xmlns:wpi="http://schemas.microsoft.com/office/word/2010/wordprocessingInk" xmlns:wne="http://schemas.microsoft.com/office/word/2006/wordml" xmlns:wps="http://schemas.microsoft.com/office/word/2010/wordprocessingShape" mc:Ignorable="w14 w15 w16se w16cid w16 w16cex w16sdtdh w16sdtfl w16du wp14">
   <w:body>
     <w:p>
       <w:pPr>
@@ -42,8 +42,6 @@
           <w:szCs w:val="22"/>
         </w:rPr>
       </w:pPr>
-      <w:proofErr w:type="spellStart"/>
-      <w:proofErr w:type="gramStart"/>
       <w:r>
         <w:rPr>
           <w:b/>
@@ -57,16 +55,7 @@
           <w:sz w:val="22"/>
           <w:szCs w:val="22"/>
         </w:rPr>
-        <w:t>Mr</w:t>
-      </w:r>
-      <w:proofErr w:type="spellEnd"/>
-      <w:proofErr w:type="gramEnd"/>
-      <w:r>
-        <w:rPr>
-          <w:sz w:val="22"/>
-          <w:szCs w:val="22"/>
-        </w:rPr>
-        <w:t>/Mrs</w:t>
+        <w:t>Mr/Mrs</w:t>
       </w:r>
       <w:r>
         <w:rPr>
@@ -76,16 +65,14 @@
         </w:rPr>
         <w:t xml:space="preserve"> </w:t>
       </w:r>
-      <w:proofErr w:type="spellStart"/>
       <w:r>
         <w:rPr>
           <w:sz w:val="22"/>
           <w:szCs w:val="22"/>
           <w:lang w:val="en-US"/>
         </w:rPr>
-        <w:t>Yudhi</w:t>
-      </w:r>
-      <w:proofErr w:type="spellEnd"/>
+        <w:t>Yudhi Indrawan</w:t>
+      </w:r>
       <w:r>
         <w:rPr>
           <w:sz w:val="22"/>
@@ -94,24 +81,6 @@
         </w:rPr>
         <w:t xml:space="preserve"> </w:t>
       </w:r>
-      <w:proofErr w:type="spellStart"/>
-      <w:r>
-        <w:rPr>
-          <w:sz w:val="22"/>
-          <w:szCs w:val="22"/>
-          <w:lang w:val="en-US"/>
-        </w:rPr>
-        <w:t>Indrawan</w:t>
-      </w:r>
-      <w:proofErr w:type="spellEnd"/>
-      <w:r>
-        <w:rPr>
-          <w:sz w:val="22"/>
-          <w:szCs w:val="22"/>
-          <w:lang w:val="en-US"/>
-        </w:rPr>
-        <w:t xml:space="preserve"> </w:t>
-      </w:r>
       <w:r>
         <w:rPr>
           <w:sz w:val="22"/>
@@ -139,17 +108,8 @@
           <w:sz w:val="22"/>
           <w:szCs w:val="22"/>
         </w:rPr>
-        <w:t xml:space="preserve">, </w:t>
-      </w:r>
-      <w:proofErr w:type="spellStart"/>
-      <w:r>
-        <w:rPr>
-          <w:sz w:val="22"/>
-          <w:szCs w:val="22"/>
-        </w:rPr>
-        <w:t>Tbk</w:t>
-      </w:r>
-      <w:proofErr w:type="spellEnd"/>
+        <w:t>, Tbk</w:t>
+      </w:r>
       <w:r>
         <w:rPr>
           <w:sz w:val="22"/>
@@ -192,8 +152,6 @@
           <w:u w:val="single"/>
         </w:rPr>
       </w:pPr>
-      <w:proofErr w:type="spellStart"/>
-      <w:proofErr w:type="gramStart"/>
       <w:r>
         <w:rPr>
           <w:b/>
@@ -212,8 +170,6 @@
         </w:rPr>
         <w:t>PerintahKerjaLembur</w:t>
       </w:r>
-      <w:proofErr w:type="spellEnd"/>
-      <w:proofErr w:type="gramEnd"/>
     </w:p>
     <w:p>
       <w:pPr>
@@ -237,19 +193,11 @@
           <w:szCs w:val="22"/>
         </w:rPr>
       </w:pPr>
-      <w:proofErr w:type="spellStart"/>
       <w:r>
         <w:rPr>
           <w:szCs w:val="22"/>
         </w:rPr>
-        <w:t>Dengan</w:t>
-      </w:r>
-      <w:proofErr w:type="spellEnd"/>
-      <w:r>
-        <w:rPr>
-          <w:szCs w:val="22"/>
-        </w:rPr>
-        <w:t xml:space="preserve"> Hormat,</w:t>
+        <w:t>Dengan Hormat,</w:t>
       </w:r>
     </w:p>
     <w:p>
@@ -270,249 +218,147 @@
         <w:adjustRightInd w:val="0"/>
         <w:jc w:val="both"/>
       </w:pPr>
-      <w:proofErr w:type="spellStart"/>
       <w:r>
         <w:t>Bersamaan</w:t>
       </w:r>
-      <w:proofErr w:type="spellEnd"/>
       <w:r>
         <w:t xml:space="preserve"> </w:t>
       </w:r>
-      <w:proofErr w:type="spellStart"/>
       <w:r>
         <w:t>dengan</w:t>
       </w:r>
-      <w:proofErr w:type="spellEnd"/>
       <w:r>
         <w:t xml:space="preserve"> </w:t>
       </w:r>
-      <w:proofErr w:type="spellStart"/>
       <w:r>
         <w:t>surat</w:t>
       </w:r>
-      <w:proofErr w:type="spellEnd"/>
       <w:r>
         <w:t xml:space="preserve"> </w:t>
       </w:r>
-      <w:proofErr w:type="spellStart"/>
+      <w:r>
+        <w:t>ini kami informasikan</w:t>
+      </w:r>
+      <w:r>
+        <w:t xml:space="preserve"> </w:t>
+      </w:r>
+      <w:r>
+        <w:t>bahwa</w:t>
+      </w:r>
+      <w:r>
+        <w:t xml:space="preserve"> </w:t>
+      </w:r>
+      <w:r>
+        <w:t>pihak</w:t>
+      </w:r>
+      <w:r>
+        <w:t xml:space="preserve"> PTAsuransi Jiwa Manulife</w:t>
+      </w:r>
+      <w:r>
+        <w:t>, Tbk</w:t>
+      </w:r>
+      <w:r>
+        <w:t xml:space="preserve"> </w:t>
+      </w:r>
+      <w:r>
+        <w:t>berencana</w:t>
+      </w:r>
+      <w:r>
+        <w:t xml:space="preserve"> </w:t>
+      </w:r>
+      <w:r>
+        <w:t>melakukan jam kerja</w:t>
+      </w:r>
+      <w:r>
+        <w:t xml:space="preserve"> </w:t>
+      </w:r>
+      <w:r>
+        <w:t>lembur</w:t>
+      </w:r>
+      <w:r>
+        <w:t xml:space="preserve"> </w:t>
+      </w:r>
+      <w:r>
+        <w:t>kepada ‘</w:t>
+      </w:r>
+      <w:r>
+        <w:t>Firanda Ami Ekananda</w:t>
+      </w:r>
+      <w:r>
+        <w:t>’</w:t>
+      </w:r>
+      <w:r>
+        <w:t xml:space="preserve"> </w:t>
+      </w:r>
+      <w:r>
+        <w:t>dalam</w:t>
+      </w:r>
+      <w:r>
+        <w:t xml:space="preserve"> </w:t>
+      </w:r>
+      <w:r>
+        <w:t>penyelesaian ‘</w:t>
+      </w:r>
+      <w:r>
+        <w:t>Miuhc</w:t>
+      </w:r>
+      <w:r>
+        <w:t xml:space="preserve"> Reborn &amp; PPME in branch</w:t>
+      </w:r>
+      <w:r>
+        <w:t xml:space="preserve">’ </w:t>
+      </w:r>
+      <w:r>
+        <w:t>di project yang saat</w:t>
+      </w:r>
+      <w:r>
+        <w:t xml:space="preserve"> </w:t>
+      </w:r>
       <w:r>
         <w:t>ini</w:t>
       </w:r>
-      <w:proofErr w:type="spellEnd"/>
-      <w:r>
-        <w:t xml:space="preserve"> kami </w:t>
-      </w:r>
-      <w:proofErr w:type="spellStart"/>
-      <w:r>
-        <w:t>informasikan</w:t>
-      </w:r>
-      <w:proofErr w:type="spellEnd"/>
       <w:r>
         <w:t xml:space="preserve"> </w:t>
       </w:r>
-      <w:proofErr w:type="spellStart"/>
-      <w:r>
-        <w:t>bahwa</w:t>
-      </w:r>
-      <w:proofErr w:type="spellEnd"/>
+      <w:r>
+        <w:t>sedang</w:t>
+      </w:r>
       <w:r>
         <w:t xml:space="preserve"> </w:t>
       </w:r>
-      <w:proofErr w:type="spellStart"/>
-      <w:r>
-        <w:t>pihak</w:t>
-      </w:r>
-      <w:proofErr w:type="spellEnd"/>
+      <w:r>
+        <w:t>berlangsung. Adapun detail waktu dan durasi</w:t>
+      </w:r>
       <w:r>
         <w:t xml:space="preserve"> </w:t>
       </w:r>
-      <w:proofErr w:type="spellStart"/>
-      <w:r>
-        <w:t>PTAsuransi</w:t>
-      </w:r>
-      <w:proofErr w:type="spellEnd"/>
-      <w:r>
-        <w:t xml:space="preserve"> Jiwa Manulife</w:t>
-      </w:r>
-      <w:r>
-        <w:t xml:space="preserve">, </w:t>
-      </w:r>
-      <w:proofErr w:type="spellStart"/>
-      <w:r>
-        <w:t>Tbk</w:t>
-      </w:r>
-      <w:proofErr w:type="spellEnd"/>
+      <w:r>
+        <w:t>Perintah</w:t>
+      </w:r>
       <w:r>
         <w:t xml:space="preserve"> </w:t>
       </w:r>
-      <w:proofErr w:type="spellStart"/>
-      <w:r>
-        <w:t>berencana</w:t>
-      </w:r>
-      <w:proofErr w:type="spellEnd"/>
+      <w:r>
+        <w:t>Kerja</w:t>
+      </w:r>
       <w:r>
         <w:t xml:space="preserve"> </w:t>
       </w:r>
-      <w:proofErr w:type="spellStart"/>
-      <w:r>
-        <w:t>melakukan</w:t>
-      </w:r>
-      <w:proofErr w:type="spellEnd"/>
-      <w:r>
-        <w:t xml:space="preserve"> jam </w:t>
-      </w:r>
-      <w:proofErr w:type="spellStart"/>
-      <w:r>
-        <w:t>kerja</w:t>
-      </w:r>
-      <w:proofErr w:type="spellEnd"/>
+      <w:r>
+        <w:t>Le</w:t>
+      </w:r>
+      <w:r>
+        <w:t>m</w:t>
+      </w:r>
+      <w:r>
+        <w:t>bur</w:t>
+      </w:r>
       <w:r>
         <w:t xml:space="preserve"> </w:t>
       </w:r>
-      <w:proofErr w:type="spellStart"/>
-      <w:r>
-        <w:t>lembur</w:t>
-      </w:r>
-      <w:proofErr w:type="spellEnd"/>
-      <w:r>
-        <w:t xml:space="preserve"> </w:t>
-      </w:r>
-      <w:proofErr w:type="spellStart"/>
-      <w:r>
-        <w:t>kepada</w:t>
-      </w:r>
-      <w:proofErr w:type="spellEnd"/>
-      <w:r>
-        <w:t xml:space="preserve"> ‘</w:t>
-      </w:r>
-      <w:r>
-        <w:t>Firanda Ami Ekananda</w:t>
-      </w:r>
-      <w:r>
-        <w:t>’</w:t>
-      </w:r>
-      <w:r>
-        <w:t xml:space="preserve"> </w:t>
-      </w:r>
-      <w:proofErr w:type="spellStart"/>
-      <w:r>
-        <w:t>dalam</w:t>
-      </w:r>
-      <w:proofErr w:type="spellEnd"/>
-      <w:r>
-        <w:t xml:space="preserve"> </w:t>
-      </w:r>
-      <w:proofErr w:type="spellStart"/>
-      <w:r>
-        <w:t>penyelesaian</w:t>
-      </w:r>
-      <w:proofErr w:type="spellEnd"/>
-      <w:r>
-        <w:t xml:space="preserve"> ‘</w:t>
-      </w:r>
-      <w:r>
-        <w:t>PPME</w:t>
-      </w:r>
-      <w:r>
-        <w:t xml:space="preserve"> </w:t>
-      </w:r>
-      <w:proofErr w:type="spellStart"/>
-      <w:r>
-        <w:t>Plus</w:t>
-      </w:r>
-      <w:r>
-        <w:t>’</w:t>
-      </w:r>
-      <w:proofErr w:type="spellEnd"/>
-      <w:r>
-        <w:t xml:space="preserve"> </w:t>
-      </w:r>
-      <w:r>
-        <w:t xml:space="preserve">di project yang </w:t>
-      </w:r>
-      <w:proofErr w:type="spellStart"/>
-      <w:r>
-        <w:t>saat</w:t>
-      </w:r>
-      <w:proofErr w:type="spellEnd"/>
-      <w:r>
-        <w:t xml:space="preserve"> </w:t>
-      </w:r>
-      <w:proofErr w:type="spellStart"/>
       <w:r>
         <w:t>ini</w:t>
       </w:r>
-      <w:proofErr w:type="spellEnd"/>
-      <w:r>
-        <w:t xml:space="preserve"> </w:t>
-      </w:r>
-      <w:proofErr w:type="spellStart"/>
-      <w:r>
-        <w:t>sedang</w:t>
-      </w:r>
-      <w:proofErr w:type="spellEnd"/>
-      <w:r>
-        <w:t xml:space="preserve"> </w:t>
-      </w:r>
-      <w:proofErr w:type="spellStart"/>
-      <w:r>
-        <w:t>berlangsung</w:t>
-      </w:r>
-      <w:proofErr w:type="spellEnd"/>
-      <w:r>
-        <w:t xml:space="preserve">. Adapun detail </w:t>
-      </w:r>
-      <w:proofErr w:type="spellStart"/>
-      <w:r>
-        <w:t>waktu</w:t>
-      </w:r>
-      <w:proofErr w:type="spellEnd"/>
-      <w:r>
-        <w:t xml:space="preserve"> dan </w:t>
-      </w:r>
-      <w:proofErr w:type="spellStart"/>
-      <w:r>
-        <w:t>durasi</w:t>
-      </w:r>
-      <w:proofErr w:type="spellEnd"/>
-      <w:r>
-        <w:t xml:space="preserve"> </w:t>
-      </w:r>
-      <w:proofErr w:type="spellStart"/>
-      <w:r>
-        <w:t>Perintah</w:t>
-      </w:r>
-      <w:proofErr w:type="spellEnd"/>
-      <w:r>
-        <w:t xml:space="preserve"> </w:t>
-      </w:r>
-      <w:proofErr w:type="spellStart"/>
-      <w:r>
-        <w:t>Kerja</w:t>
-      </w:r>
-      <w:proofErr w:type="spellEnd"/>
-      <w:r>
-        <w:t xml:space="preserve"> </w:t>
-      </w:r>
-      <w:proofErr w:type="spellStart"/>
-      <w:r>
-        <w:t>Le</w:t>
-      </w:r>
-      <w:r>
-        <w:t>m</w:t>
-      </w:r>
-      <w:r>
-        <w:t>bur</w:t>
-      </w:r>
-      <w:proofErr w:type="spellEnd"/>
-      <w:r>
-        <w:t xml:space="preserve"> </w:t>
-      </w:r>
-      <w:proofErr w:type="spellStart"/>
-      <w:r>
-        <w:t>ini</w:t>
-      </w:r>
-      <w:proofErr w:type="spellEnd"/>
       <w:r>
         <w:t>:</w:t>
       </w:r>
@@ -602,20 +448,8 @@
                 <w:sz w:val="20"/>
                 <w:szCs w:val="20"/>
               </w:rPr>
-              <w:t>Hari/</w:t>
+              <w:t>Hari/Tanggal</w:t>
             </w:r>
-            <w:proofErr w:type="spellStart"/>
-            <w:r>
-              <w:rPr>
-                <w:rFonts w:cstheme="minorHAnsi"/>
-                <w:b/>
-                <w:bCs/>
-                <w:sz w:val="20"/>
-                <w:szCs w:val="20"/>
-              </w:rPr>
-              <w:t>Tanggal</w:t>
-            </w:r>
-            <w:proofErr w:type="spellEnd"/>
           </w:p>
         </w:tc>
         <w:tc>
@@ -645,20 +479,8 @@
                 <w:sz w:val="20"/>
                 <w:szCs w:val="20"/>
               </w:rPr>
-              <w:t xml:space="preserve">Waktu Mulai </w:t>
+              <w:t>Waktu Mulai Lembur</w:t>
             </w:r>
-            <w:proofErr w:type="spellStart"/>
-            <w:r>
-              <w:rPr>
-                <w:rFonts w:cstheme="minorHAnsi"/>
-                <w:b/>
-                <w:bCs/>
-                <w:sz w:val="20"/>
-                <w:szCs w:val="20"/>
-              </w:rPr>
-              <w:t>Lembur</w:t>
-            </w:r>
-            <w:proofErr w:type="spellEnd"/>
           </w:p>
         </w:tc>
         <w:tc>
@@ -711,7 +533,6 @@
                 <w:szCs w:val="20"/>
               </w:rPr>
             </w:pPr>
-            <w:proofErr w:type="spellStart"/>
             <w:r>
               <w:rPr>
                 <w:rFonts w:cstheme="minorHAnsi"/>
@@ -722,7 +543,6 @@
               </w:rPr>
               <w:t>DurasiLembur</w:t>
             </w:r>
-            <w:proofErr w:type="spellEnd"/>
           </w:p>
         </w:tc>
         <w:tc>
@@ -744,7 +564,6 @@
                 <w:szCs w:val="20"/>
               </w:rPr>
             </w:pPr>
-            <w:proofErr w:type="spellStart"/>
             <w:r>
               <w:rPr>
                 <w:rFonts w:cstheme="minorHAnsi"/>
@@ -755,7 +574,6 @@
               </w:rPr>
               <w:t>Keterangan</w:t>
             </w:r>
-            <w:proofErr w:type="spellEnd"/>
           </w:p>
         </w:tc>
       </w:tr>
@@ -814,7 +632,7 @@
                 <w:szCs w:val="20"/>
                 <w:lang w:val="en-US"/>
               </w:rPr>
-              <w:t>Rabu</w:t>
+              <w:t>Senin</w:t>
             </w:r>
             <w:r>
               <w:rPr>
@@ -841,7 +659,7 @@
                 <w:szCs w:val="20"/>
                 <w:lang w:val="en-US"/>
               </w:rPr>
-              <w:t>6</w:t>
+              <w:t>3</w:t>
             </w:r>
             <w:r>
               <w:rPr>
@@ -868,7 +686,7 @@
                 <w:szCs w:val="20"/>
                 <w:lang w:val="en-US"/>
               </w:rPr>
-              <w:t>5</w:t>
+              <w:t>8</w:t>
             </w:r>
             <w:r>
               <w:rPr>
@@ -955,13 +773,8 @@
               <w:jc w:val="center"/>
             </w:pPr>
             <w:r>
-              <w:t xml:space="preserve">2 </w:t>
+              <w:t>2 jam</w:t>
             </w:r>
-            <w:proofErr w:type="gramStart"/>
-            <w:r>
-              <w:t>jam</w:t>
-            </w:r>
-            <w:proofErr w:type="gramEnd"/>
           </w:p>
         </w:tc>
         <w:tc>
@@ -989,7 +802,7 @@
                 <w:sz w:val="20"/>
                 <w:szCs w:val="20"/>
               </w:rPr>
-              <w:t>Enhance change plan code PPME Plus product in FT process</w:t>
+              <w:t>Development Page3 For Miuhc Reborn 2026 Konven &amp; Syariah</w:t>
             </w:r>
           </w:p>
         </w:tc>
@@ -1049,88 +862,7 @@
                 <w:szCs w:val="20"/>
                 <w:lang w:val="en-US"/>
               </w:rPr>
-              <w:t>Kamis</w:t>
-            </w:r>
-            <w:r>
-              <w:rPr>
-                <w:rFonts w:cstheme="minorBidi"/>
-                <w:sz w:val="20"/>
-                <w:szCs w:val="20"/>
-                <w:lang w:val="en-US"/>
-              </w:rPr>
-              <w:t>,</w:t>
-            </w:r>
-            <w:r>
-              <w:rPr>
-                <w:rFonts w:cstheme="minorBidi"/>
-                <w:sz w:val="20"/>
-                <w:szCs w:val="20"/>
-                <w:lang w:val="en-US"/>
-              </w:rPr>
-              <w:t xml:space="preserve"> </w:t>
-            </w:r>
-            <w:r>
-              <w:rPr>
-                <w:rFonts w:cstheme="minorBidi"/>
-                <w:sz w:val="20"/>
-                <w:szCs w:val="20"/>
-                <w:lang w:val="en-US"/>
-              </w:rPr>
-              <w:t>0</w:t>
-            </w:r>
-            <w:r>
-              <w:rPr>
-                <w:rFonts w:cstheme="minorBidi"/>
-                <w:sz w:val="20"/>
-                <w:szCs w:val="20"/>
-                <w:lang w:val="en-US"/>
-              </w:rPr>
-              <w:t>7</w:t>
-            </w:r>
-            <w:r>
-              <w:rPr>
-                <w:rFonts w:cstheme="minorBidi"/>
-                <w:sz w:val="20"/>
-                <w:szCs w:val="20"/>
-                <w:lang w:val="en-US"/>
-              </w:rPr>
-              <w:t>/</w:t>
-            </w:r>
-            <w:r>
-              <w:rPr>
-                <w:rFonts w:cstheme="minorBidi"/>
-                <w:sz w:val="20"/>
-                <w:szCs w:val="20"/>
-                <w:lang w:val="en-US"/>
-              </w:rPr>
-              <w:t>0</w:t>
-            </w:r>
-            <w:r>
-              <w:rPr>
-                <w:rFonts w:cstheme="minorBidi"/>
-                <w:sz w:val="20"/>
-                <w:szCs w:val="20"/>
-                <w:lang w:val="en-US"/>
-              </w:rPr>
-              <w:t>5</w:t>
-            </w:r>
-            <w:r>
-              <w:rPr>
-                <w:rFonts w:cstheme="minorBidi"/>
-                <w:sz w:val="20"/>
-                <w:szCs w:val="20"/>
-                <w:lang w:val="en-US"/>
-              </w:rPr>
-              <w:t>/202</w:t>
-            </w:r>
-            <w:r>
-              <w:rPr>
-                <w:rFonts w:cstheme="minorBidi"/>
-                <w:sz w:val="20"/>
-                <w:szCs w:val="20"/>
-                <w:lang w:val="en-US"/>
-              </w:rPr>
-              <w:t>6</w:t>
+              <w:t>Selasa, 04/08/2026</w:t>
             </w:r>
           </w:p>
         </w:tc>
@@ -1268,19 +1000,8 @@
                 <w:szCs w:val="20"/>
                 <w:lang w:val="en-US"/>
               </w:rPr>
-              <w:t xml:space="preserve">2 </w:t>
+              <w:t>2 jam</w:t>
             </w:r>
-            <w:proofErr w:type="gramStart"/>
-            <w:r>
-              <w:rPr>
-                <w:rFonts w:cstheme="minorBidi"/>
-                <w:sz w:val="20"/>
-                <w:szCs w:val="20"/>
-                <w:lang w:val="en-US"/>
-              </w:rPr>
-              <w:t>jam</w:t>
-            </w:r>
-            <w:proofErr w:type="gramEnd"/>
           </w:p>
         </w:tc>
         <w:tc>
@@ -1306,7 +1027,7 @@
                 <w:sz w:val="20"/>
                 <w:szCs w:val="20"/>
               </w:rPr>
-              <w:t>Enhance change plan code PPME Plus product in FT process</w:t>
+              <w:t>Development Page3 For Miuhc Reborn 2026 Konven &amp; Syariah</w:t>
             </w:r>
           </w:p>
         </w:tc>
@@ -1366,34 +1087,7 @@
                 <w:szCs w:val="20"/>
                 <w:lang w:val="en-US"/>
               </w:rPr>
-              <w:t>Selasa</w:t>
-            </w:r>
-            <w:r>
-              <w:rPr>
-                <w:rFonts w:cstheme="minorBidi"/>
-                <w:sz w:val="20"/>
-                <w:szCs w:val="20"/>
-                <w:lang w:val="en-US"/>
-              </w:rPr>
-              <w:t xml:space="preserve">, </w:t>
-            </w:r>
-            <w:r>
-              <w:rPr>
-                <w:rFonts w:cstheme="minorBidi"/>
-                <w:sz w:val="20"/>
-                <w:szCs w:val="20"/>
-                <w:lang w:val="en-US"/>
-              </w:rPr>
-              <w:t>16</w:t>
-            </w:r>
-            <w:r>
-              <w:rPr>
-                <w:rFonts w:cstheme="minorBidi"/>
-                <w:sz w:val="20"/>
-                <w:szCs w:val="20"/>
-                <w:lang w:val="en-US"/>
-              </w:rPr>
-              <w:t>/05/2026</w:t>
+              <w:t>Kamis, 06/08/2026</w:t>
             </w:r>
           </w:p>
         </w:tc>
@@ -1477,19 +1171,8 @@
                 <w:szCs w:val="20"/>
                 <w:lang w:val="en-US"/>
               </w:rPr>
-              <w:t xml:space="preserve">2 </w:t>
+              <w:t>2 jam</w:t>
             </w:r>
-            <w:proofErr w:type="gramStart"/>
-            <w:r>
-              <w:rPr>
-                <w:rFonts w:cstheme="minorBidi"/>
-                <w:sz w:val="20"/>
-                <w:szCs w:val="20"/>
-                <w:lang w:val="en-US"/>
-              </w:rPr>
-              <w:t>jam</w:t>
-            </w:r>
-            <w:proofErr w:type="gramEnd"/>
           </w:p>
         </w:tc>
         <w:tc>
@@ -1506,7 +1189,6 @@
                 <w:rFonts w:cstheme="minorBidi"/>
                 <w:sz w:val="20"/>
                 <w:szCs w:val="20"/>
-                <w:lang w:val="en-US"/>
               </w:rPr>
             </w:pPr>
             <w:r>
@@ -1514,30 +1196,24 @@
                 <w:rFonts w:cstheme="minorBidi"/>
                 <w:sz w:val="20"/>
                 <w:szCs w:val="20"/>
-                <w:lang w:val="en-US"/>
-              </w:rPr>
-              <w:t>Analysis of the Page 3 interface</w:t>
+              </w:rPr>
+              <w:t xml:space="preserve">Development Page3 </w:t>
             </w:r>
-          </w:p>
-          <w:p>
-            <w:pPr>
-              <w:tabs>
-                <w:tab w:val="left" w:pos="990"/>
-              </w:tabs>
-              <w:jc w:val="center"/>
+            <w:r>
               <w:rPr>
                 <w:rFonts w:cstheme="minorBidi"/>
                 <w:sz w:val="20"/>
                 <w:szCs w:val="20"/>
               </w:rPr>
-            </w:pPr>
+              <w:t xml:space="preserve">&amp; handle jira </w:t>
+            </w:r>
             <w:r>
               <w:rPr>
                 <w:rFonts w:cstheme="minorBidi"/>
                 <w:sz w:val="20"/>
                 <w:szCs w:val="20"/>
               </w:rPr>
-              <w:t>menu when user choose PDF File</w:t>
+              <w:t>For Miuhc Reborn 2026 Konven &amp; Syariah</w:t>
             </w:r>
           </w:p>
         </w:tc>
@@ -1563,6 +1239,15 @@
                 <w:lang w:val="en-US"/>
               </w:rPr>
             </w:pPr>
+            <w:r>
+              <w:rPr>
+                <w:rFonts w:cstheme="minorHAnsi"/>
+                <w:sz w:val="20"/>
+                <w:szCs w:val="20"/>
+                <w:lang w:val="en-US"/>
+              </w:rPr>
+              <w:t>4</w:t>
+            </w:r>
           </w:p>
         </w:tc>
         <w:tc>
@@ -1581,6 +1266,15 @@
                 <w:lang w:val="en-US"/>
               </w:rPr>
             </w:pPr>
+            <w:r>
+              <w:rPr>
+                <w:rFonts w:cstheme="minorBidi"/>
+                <w:sz w:val="20"/>
+                <w:szCs w:val="20"/>
+                <w:lang w:val="en-US"/>
+              </w:rPr>
+              <w:t>Selasa, 18/08/2026</w:t>
+            </w:r>
           </w:p>
         </w:tc>
         <w:tc>
@@ -1600,6 +1294,15 @@
                 <w:lang w:val="en-US"/>
               </w:rPr>
             </w:pPr>
+            <w:r>
+              <w:rPr>
+                <w:rFonts w:cstheme="minorBidi"/>
+                <w:sz w:val="20"/>
+                <w:szCs w:val="20"/>
+                <w:lang w:val="en-US"/>
+              </w:rPr>
+              <w:t>20:00</w:t>
+            </w:r>
           </w:p>
         </w:tc>
         <w:tc>
@@ -1619,6 +1322,15 @@
                 <w:lang w:val="en-US"/>
               </w:rPr>
             </w:pPr>
+            <w:r>
+              <w:rPr>
+                <w:rFonts w:cstheme="minorBidi"/>
+                <w:sz w:val="20"/>
+                <w:szCs w:val="20"/>
+                <w:lang w:val="en-US"/>
+              </w:rPr>
+              <w:t>21:30</w:t>
+            </w:r>
           </w:p>
         </w:tc>
         <w:tc>
@@ -1638,6 +1350,15 @@
                 <w:lang w:val="en-US"/>
               </w:rPr>
             </w:pPr>
+            <w:r>
+              <w:rPr>
+                <w:rFonts w:cstheme="minorBidi"/>
+                <w:sz w:val="20"/>
+                <w:szCs w:val="20"/>
+                <w:lang w:val="en-US"/>
+              </w:rPr>
+              <w:t>1,5 jam</w:t>
+            </w:r>
           </w:p>
         </w:tc>
         <w:tc>
@@ -1656,6 +1377,22 @@
                 <w:szCs w:val="20"/>
               </w:rPr>
             </w:pPr>
+            <w:r>
+              <w:rPr>
+                <w:rFonts w:cstheme="minorBidi"/>
+                <w:sz w:val="20"/>
+                <w:szCs w:val="20"/>
+              </w:rPr>
+              <w:t>Development Page3 &amp; handle jira For Miuhc Reborn 2026 Konven &amp; Syariah</w:t>
+            </w:r>
+            <w:r>
+              <w:rPr>
+                <w:rFonts w:cstheme="minorBidi"/>
+                <w:sz w:val="20"/>
+                <w:szCs w:val="20"/>
+              </w:rPr>
+              <w:t xml:space="preserve"> , Enhance NCB PPME In branch</w:t>
+            </w:r>
           </w:p>
         </w:tc>
       </w:tr>
@@ -1680,6 +1417,15 @@
                 <w:lang w:val="en-US"/>
               </w:rPr>
             </w:pPr>
+            <w:r>
+              <w:rPr>
+                <w:rFonts w:cstheme="minorHAnsi"/>
+                <w:sz w:val="20"/>
+                <w:szCs w:val="20"/>
+                <w:lang w:val="en-US"/>
+              </w:rPr>
+              <w:t>5</w:t>
+            </w:r>
           </w:p>
         </w:tc>
         <w:tc>
@@ -1698,6 +1444,15 @@
                 <w:lang w:val="en-US"/>
               </w:rPr>
             </w:pPr>
+            <w:r>
+              <w:rPr>
+                <w:rFonts w:cstheme="minorBidi"/>
+                <w:sz w:val="20"/>
+                <w:szCs w:val="20"/>
+                <w:lang w:val="en-US"/>
+              </w:rPr>
+              <w:t>Selasa, 25/08/2026</w:t>
+            </w:r>
           </w:p>
         </w:tc>
         <w:tc>
@@ -1717,6 +1472,15 @@
                 <w:lang w:val="en-US"/>
               </w:rPr>
             </w:pPr>
+            <w:r>
+              <w:rPr>
+                <w:rFonts w:cstheme="minorBidi"/>
+                <w:sz w:val="20"/>
+                <w:szCs w:val="20"/>
+                <w:lang w:val="en-US"/>
+              </w:rPr>
+              <w:t>09:00</w:t>
+            </w:r>
           </w:p>
         </w:tc>
         <w:tc>
@@ -1736,6 +1500,15 @@
                 <w:lang w:val="en-US"/>
               </w:rPr>
             </w:pPr>
+            <w:r>
+              <w:rPr>
+                <w:rFonts w:cstheme="minorBidi"/>
+                <w:sz w:val="20"/>
+                <w:szCs w:val="20"/>
+                <w:lang w:val="en-US"/>
+              </w:rPr>
+              <w:t>13:30</w:t>
+            </w:r>
           </w:p>
         </w:tc>
         <w:tc>
@@ -1755,6 +1528,15 @@
                 <w:lang w:val="en-US"/>
               </w:rPr>
             </w:pPr>
+            <w:r>
+              <w:rPr>
+                <w:rFonts w:cstheme="minorBidi"/>
+                <w:sz w:val="20"/>
+                <w:szCs w:val="20"/>
+                <w:lang w:val="en-US"/>
+              </w:rPr>
+              <w:t>4,5 jam</w:t>
+            </w:r>
           </w:p>
         </w:tc>
         <w:tc>
@@ -1773,6 +1555,14 @@
                 <w:szCs w:val="20"/>
               </w:rPr>
             </w:pPr>
+            <w:r>
+              <w:rPr>
+                <w:rFonts w:cstheme="minorBidi"/>
+                <w:sz w:val="20"/>
+                <w:szCs w:val="20"/>
+              </w:rPr>
+              <w:t>Support Rehersal NCB PPME &amp; stand by for FT MIUHC 2026</w:t>
+            </w:r>
           </w:p>
         </w:tc>
       </w:tr>
@@ -1786,14 +1576,12 @@
           <w:lang w:val="en-US"/>
         </w:rPr>
       </w:pPr>
-      <w:proofErr w:type="spellStart"/>
       <w:r>
         <w:rPr>
           <w:lang w:val="en-US"/>
         </w:rPr>
         <w:t>Menyatakan</w:t>
       </w:r>
-      <w:proofErr w:type="spellEnd"/>
       <w:r>
         <w:rPr>
           <w:lang w:val="en-US"/>
@@ -1841,20 +1629,7 @@
           <w:lang w:val="en-US"/>
         </w:rPr>
         <w:tab/>
-      </w:r>
-      <w:proofErr w:type="spellStart"/>
-      <w:r>
-        <w:rPr>
-          <w:lang w:val="en-US"/>
-        </w:rPr>
-        <w:t>Mengetahui</w:t>
-      </w:r>
-      <w:proofErr w:type="spellEnd"/>
-      <w:r>
-        <w:rPr>
-          <w:lang w:val="en-US"/>
-        </w:rPr>
-        <w:t>,</w:t>
+        <w:t>Mengetahui,</w:t>
       </w:r>
     </w:p>
     <w:p>
@@ -2035,21 +1810,12 @@
         </w:rPr>
         <w:t xml:space="preserve">Mr </w:t>
       </w:r>
-      <w:proofErr w:type="spellStart"/>
       <w:r>
         <w:rPr>
           <w:b/>
           <w:u w:val="single"/>
         </w:rPr>
-        <w:t>Yudhi</w:t>
-      </w:r>
-      <w:proofErr w:type="spellEnd"/>
-      <w:r>
-        <w:rPr>
-          <w:b/>
-          <w:u w:val="single"/>
-        </w:rPr>
-        <w:t xml:space="preserve"> Indrawan</w:t>
+        <w:t>Yudhi Indrawan</w:t>
       </w:r>
     </w:p>
     <w:p>
@@ -2123,7 +1889,7 @@
 </file>
 
 <file path=word/endnotes.xml><?xml version="1.0" encoding="utf-8"?>
-<w:endnotes xmlns:wpc="http://schemas.microsoft.com/office/word/2010/wordprocessingCanvas" xmlns:cx="http://schemas.microsoft.com/office/drawing/2014/chartex" xmlns:cx1="http://schemas.microsoft.com/office/drawing/2015/9/8/chartex" xmlns:cx2="http://schemas.microsoft.com/office/drawing/2015/10/21/chartex" xmlns:cx3="http://schemas.microsoft.com/office/drawing/2016/5/9/chartex" xmlns:cx4="http://schemas.microsoft.com/office/drawing/2016/5/10/chartex" xmlns:cx5="http://schemas.microsoft.com/office/drawing/2016/5/11/chartex" xmlns:cx6="http://schemas.microsoft.com/office/drawing/2016/5/12/chartex" xmlns:cx7="http://schemas.microsoft.com/office/drawing/2016/5/13/chartex" xmlns:cx8="http://schemas.microsoft.com/office/drawing/2016/5/14/chartex" xmlns:mc="http://schemas.openxmlformats.org/markup-compatibility/2006" xmlns:aink="http://schemas.microsoft.com/office/drawing/2016/ink" xmlns:am3d="http://schemas.microsoft.com/office/drawing/2017/model3d" xmlns:o="urn:schemas-microsoft-com:office:office" xmlns:oel="http://schemas.microsoft.com/office/2019/extlst" xmlns:r="http://schemas.openxmlformats.org/officeDocument/2006/relationships" xmlns:m="http://schemas.openxmlformats.org/officeDocument/2006/math" xmlns:v="urn:schemas-microsoft-com:vml" xmlns:wp14="http://schemas.microsoft.com/office/word/2010/wordprocessingDrawing" xmlns:wp="http://schemas.openxmlformats.org/drawingml/2006/wordprocessingDrawing" xmlns:w10="urn:schemas-microsoft-com:office:word" xmlns:w="http://schemas.openxmlformats.org/wordprocessingml/2006/main" xmlns:w14="http://schemas.microsoft.com/office/word/2010/wordml" xmlns:w15="http://schemas.microsoft.com/office/word/2012/wordml" xmlns:w16cex="http://schemas.microsoft.com/office/word/2018/wordml/cex" xmlns:w16cid="http://schemas.microsoft.com/office/word/2016/wordml/cid" xmlns:w16="http://schemas.microsoft.com/office/word/2018/wordml" xmlns:w16du="http://schemas.microsoft.com/office/word/2023/wordml/word16du" xmlns:w16sdtdh="http://schemas.microsoft.com/office/word/2020/wordml/sdtdatahash" xmlns:w16sdtfl="http://schemas.microsoft.com/office/word/2024/wordml/sdtformatlock" xmlns:w16se="http://schemas.microsoft.com/office/word/2015/wordml/symex" xmlns:wpg="http://schemas.microsoft.com/office/word/2010/wordprocessingGroup" xmlns:wpi="http://schemas.microsoft.com/office/word/2010/wordprocessingInk" xmlns:wne="http://schemas.microsoft.com/office/word/2006/wordml" xmlns:wps="http://schemas.microsoft.com/office/word/2010/wordprocessingShape" mc:Ignorable="w14 w15 w16se w16cid w16 w16cex w16sdtdh w16sdtfl w16du wp14">
+<w:endnotes xmlns:wpc="http://schemas.microsoft.com/office/word/2010/wordprocessingCanvas" xmlns:cx="http://schemas.microsoft.com/office/drawing/2014/chartex" xmlns:cx1="http://schemas.microsoft.com/office/drawing/2015/9/8/chartex" xmlns:cx2="http://schemas.microsoft.com/office/drawing/2015/10/21/chartex" xmlns:cx3="http://schemas.microsoft.com/office/drawing/2016/5/9/chartex" xmlns:cx4="http://schemas.microsoft.com/office/drawing/2016/5/10/chartex" xmlns:cx5="http://schemas.microsoft.com/office/drawing/2016/5/11/chartex" xmlns:cx6="http://schemas.microsoft.com/office/drawing/2016/5/12/chartex" xmlns:cx7="http://schemas.microsoft.com/office/drawing/2016/5/13/chartex" xmlns:cx8="http://schemas.microsoft.com/office/drawing/2016/5/14/chartex" xmlns:mc="http://schemas.openxmlformats.org/markup-compatibility/2006" xmlns:aink="http://schemas.microsoft.com/office/drawing/2016/ink" xmlns:am3d="http://schemas.microsoft.com/office/drawing/2017/model3d" xmlns:o="urn:schemas-microsoft-com:office:office" xmlns:oel="http://schemas.microsoft.com/office/2019/extlst" xmlns:r="http://schemas.openxmlformats.org/officeDocument/2006/relationships" xmlns:m="http://schemas.openxmlformats.org/officeDocument/2006/math" xmlns:v="urn:schemas-microsoft-com:vml" xmlns:wp14="http://schemas.microsoft.com/office/word/2010/wordprocessingDrawing" xmlns:wp="http://schemas.openxmlformats.org/drawingml/2006/wordprocessingDrawing" xmlns:w10="urn:schemas-microsoft-com:office:word" xmlns:w="http://schemas.openxmlformats.org/wordprocessingml/2006/main" xmlns:w14="http://schemas.microsoft.com/office/word/2010/wordml" xmlns:w15="http://schemas.microsoft.com/office/word/2012/wordml" xmlns:w16cei="http://schemas.microsoft.com/office/word/2026/wordml/cei" xmlns:w16cex="http://schemas.microsoft.com/office/word/2018/wordml/cex" xmlns:w16cid="http://schemas.microsoft.com/office/word/2016/wordml/cid" xmlns:w16="http://schemas.microsoft.com/office/word/2018/wordml" xmlns:w16du="http://schemas.microsoft.com/office/word/2023/wordml/word16du" xmlns:w16sdtdh="http://schemas.microsoft.com/office/word/2020/wordml/sdtdatahash" xmlns:w16sdtfl="http://schemas.microsoft.com/office/word/2024/wordml/sdtformatlock" xmlns:w16se="http://schemas.microsoft.com/office/word/2015/wordml/symex" xmlns:wpg="http://schemas.microsoft.com/office/word/2010/wordprocessingGroup" xmlns:wpi="http://schemas.microsoft.com/office/word/2010/wordprocessingInk" xmlns:wne="http://schemas.microsoft.com/office/word/2006/wordml" xmlns:wps="http://schemas.microsoft.com/office/word/2010/wordprocessingShape" mc:Ignorable="w14 w15 w16se w16cid w16 w16cex w16sdtdh w16sdtfl w16du wp14">
   <w:endnote w:type="separator" w:id="-1">
     <w:p>
       <w:pPr>
@@ -2148,7 +1914,7 @@
 </file>
 
 <file path=word/footer1.xml><?xml version="1.0" encoding="utf-8"?>
-<w:ftr xmlns:wpc="http://schemas.microsoft.com/office/word/2010/wordprocessingCanvas" xmlns:cx="http://schemas.microsoft.com/office/drawing/2014/chartex" xmlns:cx1="http://schemas.microsoft.com/office/drawing/2015/9/8/chartex" xmlns:cx2="http://schemas.microsoft.com/office/drawing/2015/10/21/chartex" xmlns:cx3="http://schemas.microsoft.com/office/drawing/2016/5/9/chartex" xmlns:cx4="http://schemas.microsoft.com/office/drawing/2016/5/10/chartex" xmlns:cx5="http://schemas.microsoft.com/office/drawing/2016/5/11/chartex" xmlns:cx6="http://schemas.microsoft.com/office/drawing/2016/5/12/chartex" xmlns:cx7="http://schemas.microsoft.com/office/drawing/2016/5/13/chartex" xmlns:cx8="http://schemas.microsoft.com/office/drawing/2016/5/14/chartex" xmlns:mc="http://schemas.openxmlformats.org/markup-compatibility/2006" xmlns:aink="http://schemas.microsoft.com/office/drawing/2016/ink" xmlns:am3d="http://schemas.microsoft.com/office/drawing/2017/model3d" xmlns:o="urn:schemas-microsoft-com:office:office" xmlns:oel="http://schemas.microsoft.com/office/2019/extlst" xmlns:r="http://schemas.openxmlformats.org/officeDocument/2006/relationships" xmlns:m="http://schemas.openxmlformats.org/officeDocument/2006/math" xmlns:v="urn:schemas-microsoft-com:vml" xmlns:wp14="http://schemas.microsoft.com/office/word/2010/wordprocessingDrawing" xmlns:wp="http://schemas.openxmlformats.org/drawingml/2006/wordprocessingDrawing" xmlns:w10="urn:schemas-microsoft-com:office:word" xmlns:w="http://schemas.openxmlformats.org/wordprocessingml/2006/main" xmlns:w14="http://schemas.microsoft.com/office/word/2010/wordml" xmlns:w15="http://schemas.microsoft.com/office/word/2012/wordml" xmlns:w16cex="http://schemas.microsoft.com/office/word/2018/wordml/cex" xmlns:w16cid="http://schemas.microsoft.com/office/word/2016/wordml/cid" xmlns:w16="http://schemas.microsoft.com/office/word/2018/wordml" xmlns:w16du="http://schemas.microsoft.com/office/word/2023/wordml/word16du" xmlns:w16sdtdh="http://schemas.microsoft.com/office/word/2020/wordml/sdtdatahash" xmlns:w16sdtfl="http://schemas.microsoft.com/office/word/2024/wordml/sdtformatlock" xmlns:w16se="http://schemas.microsoft.com/office/word/2015/wordml/symex" xmlns:wpg="http://schemas.microsoft.com/office/word/2010/wordprocessingGroup" xmlns:wpi="http://schemas.microsoft.com/office/word/2010/wordprocessingInk" xmlns:wne="http://schemas.microsoft.com/office/word/2006/wordml" xmlns:wps="http://schemas.microsoft.com/office/word/2010/wordprocessingShape" mc:Ignorable="w14 w15 w16se w16cid w16 w16cex w16sdtdh w16sdtfl w16du wp14">
+<w:ftr xmlns:wpc="http://schemas.microsoft.com/office/word/2010/wordprocessingCanvas" xmlns:cx="http://schemas.microsoft.com/office/drawing/2014/chartex" xmlns:cx1="http://schemas.microsoft.com/office/drawing/2015/9/8/chartex" xmlns:cx2="http://schemas.microsoft.com/office/drawing/2015/10/21/chartex" xmlns:cx3="http://schemas.microsoft.com/office/drawing/2016/5/9/chartex" xmlns:cx4="http://schemas.microsoft.com/office/drawing/2016/5/10/chartex" xmlns:cx5="http://schemas.microsoft.com/office/drawing/2016/5/11/chartex" xmlns:cx6="http://schemas.microsoft.com/office/drawing/2016/5/12/chartex" xmlns:cx7="http://schemas.microsoft.com/office/drawing/2016/5/13/chartex" xmlns:cx8="http://schemas.microsoft.com/office/drawing/2016/5/14/chartex" xmlns:mc="http://schemas.openxmlformats.org/markup-compatibility/2006" xmlns:aink="http://schemas.microsoft.com/office/drawing/2016/ink" xmlns:am3d="http://schemas.microsoft.com/office/drawing/2017/model3d" xmlns:o="urn:schemas-microsoft-com:office:office" xmlns:oel="http://schemas.microsoft.com/office/2019/extlst" xmlns:r="http://schemas.openxmlformats.org/officeDocument/2006/relationships" xmlns:m="http://schemas.openxmlformats.org/officeDocument/2006/math" xmlns:v="urn:schemas-microsoft-com:vml" xmlns:wp14="http://schemas.microsoft.com/office/word/2010/wordprocessingDrawing" xmlns:wp="http://schemas.openxmlformats.org/drawingml/2006/wordprocessingDrawing" xmlns:w10="urn:schemas-microsoft-com:office:word" xmlns:w="http://schemas.openxmlformats.org/wordprocessingml/2006/main" xmlns:w14="http://schemas.microsoft.com/office/word/2010/wordml" xmlns:w15="http://schemas.microsoft.com/office/word/2012/wordml" xmlns:w16cei="http://schemas.microsoft.com/office/word/2026/wordml/cei" xmlns:w16cex="http://schemas.microsoft.com/office/word/2018/wordml/cex" xmlns:w16cid="http://schemas.microsoft.com/office/word/2016/wordml/cid" xmlns:w16="http://schemas.microsoft.com/office/word/2018/wordml" xmlns:w16du="http://schemas.microsoft.com/office/word/2023/wordml/word16du" xmlns:w16sdtdh="http://schemas.microsoft.com/office/word/2020/wordml/sdtdatahash" xmlns:w16sdtfl="http://schemas.microsoft.com/office/word/2024/wordml/sdtformatlock" xmlns:w16se="http://schemas.microsoft.com/office/word/2015/wordml/symex" xmlns:wpg="http://schemas.microsoft.com/office/word/2010/wordprocessingGroup" xmlns:wpi="http://schemas.microsoft.com/office/word/2010/wordprocessingInk" xmlns:wne="http://schemas.microsoft.com/office/word/2006/wordml" xmlns:wps="http://schemas.microsoft.com/office/word/2010/wordprocessingShape" mc:Ignorable="w14 w15 w16se w16cid w16 w16cex w16sdtdh w16sdtfl w16du wp14">
   <w:p>
     <w:pPr>
       <w:pStyle w:val="Footer"/>
@@ -2158,7 +1924,7 @@
 </file>
 
 <file path=word/footer2.xml><?xml version="1.0" encoding="utf-8"?>
-<w:ftr xmlns:wpc="http://schemas.microsoft.com/office/word/2010/wordprocessingCanvas" xmlns:cx="http://schemas.microsoft.com/office/drawing/2014/chartex" xmlns:cx1="http://schemas.microsoft.com/office/drawing/2015/9/8/chartex" xmlns:cx2="http://schemas.microsoft.com/office/drawing/2015/10/21/chartex" xmlns:cx3="http://schemas.microsoft.com/office/drawing/2016/5/9/chartex" xmlns:cx4="http://schemas.microsoft.com/office/drawing/2016/5/10/chartex" xmlns:cx5="http://schemas.microsoft.com/office/drawing/2016/5/11/chartex" xmlns:cx6="http://schemas.microsoft.com/office/drawing/2016/5/12/chartex" xmlns:cx7="http://schemas.microsoft.com/office/drawing/2016/5/13/chartex" xmlns:cx8="http://schemas.microsoft.com/office/drawing/2016/5/14/chartex" xmlns:mc="http://schemas.openxmlformats.org/markup-compatibility/2006" xmlns:aink="http://schemas.microsoft.com/office/drawing/2016/ink" xmlns:am3d="http://schemas.microsoft.com/office/drawing/2017/model3d" xmlns:o="urn:schemas-microsoft-com:office:office" xmlns:oel="http://schemas.microsoft.com/office/2019/extlst" xmlns:r="http://schemas.openxmlformats.org/officeDocument/2006/relationships" xmlns:m="http://schemas.openxmlformats.org/officeDocument/2006/math" xmlns:v="urn:schemas-microsoft-com:vml" xmlns:wp14="http://schemas.microsoft.com/office/word/2010/wordprocessingDrawing" xmlns:wp="http://schemas.openxmlformats.org/drawingml/2006/wordprocessingDrawing" xmlns:w10="urn:schemas-microsoft-com:office:word" xmlns:w="http://schemas.openxmlformats.org/wordprocessingml/2006/main" xmlns:w14="http://schemas.microsoft.com/office/word/2010/wordml" xmlns:w15="http://schemas.microsoft.com/office/word/2012/wordml" xmlns:w16cex="http://schemas.microsoft.com/office/word/2018/wordml/cex" xmlns:w16cid="http://schemas.microsoft.com/office/word/2016/wordml/cid" xmlns:w16="http://schemas.microsoft.com/office/word/2018/wordml" xmlns:w16du="http://schemas.microsoft.com/office/word/2023/wordml/word16du" xmlns:w16sdtdh="http://schemas.microsoft.com/office/word/2020/wordml/sdtdatahash" xmlns:w16sdtfl="http://schemas.microsoft.com/office/word/2024/wordml/sdtformatlock" xmlns:w16se="http://schemas.microsoft.com/office/word/2015/wordml/symex" xmlns:wpg="http://schemas.microsoft.com/office/word/2010/wordprocessingGroup" xmlns:wpi="http://schemas.microsoft.com/office/word/2010/wordprocessingInk" xmlns:wne="http://schemas.microsoft.com/office/word/2006/wordml" xmlns:wps="http://schemas.microsoft.com/office/word/2010/wordprocessingShape" mc:Ignorable="w14 w15 w16se w16cid w16 w16cex w16sdtdh w16sdtfl w16du wp14">
+<w:ftr xmlns:wpc="http://schemas.microsoft.com/office/word/2010/wordprocessingCanvas" xmlns:cx="http://schemas.microsoft.com/office/drawing/2014/chartex" xmlns:cx1="http://schemas.microsoft.com/office/drawing/2015/9/8/chartex" xmlns:cx2="http://schemas.microsoft.com/office/drawing/2015/10/21/chartex" xmlns:cx3="http://schemas.microsoft.com/office/drawing/2016/5/9/chartex" xmlns:cx4="http://schemas.microsoft.com/office/drawing/2016/5/10/chartex" xmlns:cx5="http://schemas.microsoft.com/office/drawing/2016/5/11/chartex" xmlns:cx6="http://schemas.microsoft.com/office/drawing/2016/5/12/chartex" xmlns:cx7="http://schemas.microsoft.com/office/drawing/2016/5/13/chartex" xmlns:cx8="http://schemas.microsoft.com/office/drawing/2016/5/14/chartex" xmlns:mc="http://schemas.openxmlformats.org/markup-compatibility/2006" xmlns:aink="http://schemas.microsoft.com/office/drawing/2016/ink" xmlns:am3d="http://schemas.microsoft.com/office/drawing/2017/model3d" xmlns:o="urn:schemas-microsoft-com:office:office" xmlns:oel="http://schemas.microsoft.com/office/2019/extlst" xmlns:r="http://schemas.openxmlformats.org/officeDocument/2006/relationships" xmlns:m="http://schemas.openxmlformats.org/officeDocument/2006/math" xmlns:v="urn:schemas-microsoft-com:vml" xmlns:wp14="http://schemas.microsoft.com/office/word/2010/wordprocessingDrawing" xmlns:wp="http://schemas.openxmlformats.org/drawingml/2006/wordprocessingDrawing" xmlns:w10="urn:schemas-microsoft-com:office:word" xmlns:w="http://schemas.openxmlformats.org/wordprocessingml/2006/main" xmlns:w14="http://schemas.microsoft.com/office/word/2010/wordml" xmlns:w15="http://schemas.microsoft.com/office/word/2012/wordml" xmlns:w16cei="http://schemas.microsoft.com/office/word/2026/wordml/cei" xmlns:w16cex="http://schemas.microsoft.com/office/word/2018/wordml/cex" xmlns:w16cid="http://schemas.microsoft.com/office/word/2016/wordml/cid" xmlns:w16="http://schemas.microsoft.com/office/word/2018/wordml" xmlns:w16du="http://schemas.microsoft.com/office/word/2023/wordml/word16du" xmlns:w16sdtdh="http://schemas.microsoft.com/office/word/2020/wordml/sdtdatahash" xmlns:w16sdtfl="http://schemas.microsoft.com/office/word/2024/wordml/sdtformatlock" xmlns:w16se="http://schemas.microsoft.com/office/word/2015/wordml/symex" xmlns:wpg="http://schemas.microsoft.com/office/word/2010/wordprocessingGroup" xmlns:wpi="http://schemas.microsoft.com/office/word/2010/wordprocessingInk" xmlns:wne="http://schemas.microsoft.com/office/word/2006/wordml" xmlns:wps="http://schemas.microsoft.com/office/word/2010/wordprocessingShape" mc:Ignorable="w14 w15 w16se w16cid w16 w16cex w16sdtdh w16sdtfl w16du wp14">
   <w:p>
     <w:pPr>
       <w:pStyle w:val="NoSpacing"/>
@@ -2173,7 +1939,7 @@
 </file>
 
 <file path=word/footer3.xml><?xml version="1.0" encoding="utf-8"?>
-<w:ftr xmlns:wpc="http://schemas.microsoft.com/office/word/2010/wordprocessingCanvas" xmlns:cx="http://schemas.microsoft.com/office/drawing/2014/chartex" xmlns:cx1="http://schemas.microsoft.com/office/drawing/2015/9/8/chartex" xmlns:cx2="http://schemas.microsoft.com/office/drawing/2015/10/21/chartex" xmlns:cx3="http://schemas.microsoft.com/office/drawing/2016/5/9/chartex" xmlns:cx4="http://schemas.microsoft.com/office/drawing/2016/5/10/chartex" xmlns:cx5="http://schemas.microsoft.com/office/drawing/2016/5/11/chartex" xmlns:cx6="http://schemas.microsoft.com/office/drawing/2016/5/12/chartex" xmlns:cx7="http://schemas.microsoft.com/office/drawing/2016/5/13/chartex" xmlns:cx8="http://schemas.microsoft.com/office/drawing/2016/5/14/chartex" xmlns:mc="http://schemas.openxmlformats.org/markup-compatibility/2006" xmlns:aink="http://schemas.microsoft.com/office/drawing/2016/ink" xmlns:am3d="http://schemas.microsoft.com/office/drawing/2017/model3d" xmlns:o="urn:schemas-microsoft-com:office:office" xmlns:oel="http://schemas.microsoft.com/office/2019/extlst" xmlns:r="http://schemas.openxmlformats.org/officeDocument/2006/relationships" xmlns:m="http://schemas.openxmlformats.org/officeDocument/2006/math" xmlns:v="urn:schemas-microsoft-com:vml" xmlns:wp14="http://schemas.microsoft.com/office/word/2010/wordprocessingDrawing" xmlns:wp="http://schemas.openxmlformats.org/drawingml/2006/wordprocessingDrawing" xmlns:w10="urn:schemas-microsoft-com:office:word" xmlns:w="http://schemas.openxmlformats.org/wordprocessingml/2006/main" xmlns:w14="http://schemas.microsoft.com/office/word/2010/wordml" xmlns:w15="http://schemas.microsoft.com/office/word/2012/wordml" xmlns:w16cex="http://schemas.microsoft.com/office/word/2018/wordml/cex" xmlns:w16cid="http://schemas.microsoft.com/office/word/2016/wordml/cid" xmlns:w16="http://schemas.microsoft.com/office/word/2018/wordml" xmlns:w16du="http://schemas.microsoft.com/office/word/2023/wordml/word16du" xmlns:w16sdtdh="http://schemas.microsoft.com/office/word/2020/wordml/sdtdatahash" xmlns:w16sdtfl="http://schemas.microsoft.com/office/word/2024/wordml/sdtformatlock" xmlns:w16se="http://schemas.microsoft.com/office/word/2015/wordml/symex" xmlns:wpg="http://schemas.microsoft.com/office/word/2010/wordprocessingGroup" xmlns:wpi="http://schemas.microsoft.com/office/word/2010/wordprocessingInk" xmlns:wne="http://schemas.microsoft.com/office/word/2006/wordml" xmlns:wps="http://schemas.microsoft.com/office/word/2010/wordprocessingShape" mc:Ignorable="w14 w15 w16se w16cid w16 w16cex w16sdtdh w16sdtfl w16du wp14">
+<w:ftr xmlns:wpc="http://schemas.microsoft.com/office/word/2010/wordprocessingCanvas" xmlns:cx="http://schemas.microsoft.com/office/drawing/2014/chartex" xmlns:cx1="http://schemas.microsoft.com/office/drawing/2015/9/8/chartex" xmlns:cx2="http://schemas.microsoft.com/office/drawing/2015/10/21/chartex" xmlns:cx3="http://schemas.microsoft.com/office/drawing/2016/5/9/chartex" xmlns:cx4="http://schemas.microsoft.com/office/drawing/2016/5/10/chartex" xmlns:cx5="http://schemas.microsoft.com/office/drawing/2016/5/11/chartex" xmlns:cx6="http://schemas.microsoft.com/office/drawing/2016/5/12/chartex" xmlns:cx7="http://schemas.microsoft.com/office/drawing/2016/5/13/chartex" xmlns:cx8="http://schemas.microsoft.com/office/drawing/2016/5/14/chartex" xmlns:mc="http://schemas.openxmlformats.org/markup-compatibility/2006" xmlns:aink="http://schemas.microsoft.com/office/drawing/2016/ink" xmlns:am3d="http://schemas.microsoft.com/office/drawing/2017/model3d" xmlns:o="urn:schemas-microsoft-com:office:office" xmlns:oel="http://schemas.microsoft.com/office/2019/extlst" xmlns:r="http://schemas.openxmlformats.org/officeDocument/2006/relationships" xmlns:m="http://schemas.openxmlformats.org/officeDocument/2006/math" xmlns:v="urn:schemas-microsoft-com:vml" xmlns:wp14="http://schemas.microsoft.com/office/word/2010/wordprocessingDrawing" xmlns:wp="http://schemas.openxmlformats.org/drawingml/2006/wordprocessingDrawing" xmlns:w10="urn:schemas-microsoft-com:office:word" xmlns:w="http://schemas.openxmlformats.org/wordprocessingml/2006/main" xmlns:w14="http://schemas.microsoft.com/office/word/2010/wordml" xmlns:w15="http://schemas.microsoft.com/office/word/2012/wordml" xmlns:w16cei="http://schemas.microsoft.com/office/word/2026/wordml/cei" xmlns:w16cex="http://schemas.microsoft.com/office/word/2018/wordml/cex" xmlns:w16cid="http://schemas.microsoft.com/office/word/2016/wordml/cid" xmlns:w16="http://schemas.microsoft.com/office/word/2018/wordml" xmlns:w16du="http://schemas.microsoft.com/office/word/2023/wordml/word16du" xmlns:w16sdtdh="http://schemas.microsoft.com/office/word/2020/wordml/sdtdatahash" xmlns:w16sdtfl="http://schemas.microsoft.com/office/word/2024/wordml/sdtformatlock" xmlns:w16se="http://schemas.microsoft.com/office/word/2015/wordml/symex" xmlns:wpg="http://schemas.microsoft.com/office/word/2010/wordprocessingGroup" xmlns:wpi="http://schemas.microsoft.com/office/word/2010/wordprocessingInk" xmlns:wne="http://schemas.microsoft.com/office/word/2006/wordml" xmlns:wps="http://schemas.microsoft.com/office/word/2010/wordprocessingShape" mc:Ignorable="w14 w15 w16se w16cid w16 w16cex w16sdtdh w16sdtfl w16du wp14">
   <w:p>
     <w:pPr>
       <w:pStyle w:val="Footer"/>
@@ -2183,7 +1949,7 @@
 </file>
 
 <file path=word/footnotes.xml><?xml version="1.0" encoding="utf-8"?>
-<w:footnotes xmlns:wpc="http://schemas.microsoft.com/office/word/2010/wordprocessingCanvas" xmlns:cx="http://schemas.microsoft.com/office/drawing/2014/chartex" xmlns:cx1="http://schemas.microsoft.com/office/drawing/2015/9/8/chartex" xmlns:cx2="http://schemas.microsoft.com/office/drawing/2015/10/21/chartex" xmlns:cx3="http://schemas.microsoft.com/office/drawing/2016/5/9/chartex" xmlns:cx4="http://schemas.microsoft.com/office/drawing/2016/5/10/chartex" xmlns:cx5="http://schemas.microsoft.com/office/drawing/2016/5/11/chartex" xmlns:cx6="http://schemas.microsoft.com/office/drawing/2016/5/12/chartex" xmlns:cx7="http://schemas.microsoft.com/office/drawing/2016/5/13/chartex" xmlns:cx8="http://schemas.microsoft.com/office/drawing/2016/5/14/chartex" xmlns:mc="http://schemas.openxmlformats.org/markup-compatibility/2006" xmlns:aink="http://schemas.microsoft.com/office/drawing/2016/ink" xmlns:am3d="http://schemas.microsoft.com/office/drawing/2017/model3d" xmlns:o="urn:schemas-microsoft-com:office:office" xmlns:oel="http://schemas.microsoft.com/office/2019/extlst" xmlns:r="http://schemas.openxmlformats.org/officeDocument/2006/relationships" xmlns:m="http://schemas.openxmlformats.org/officeDocument/2006/math" xmlns:v="urn:schemas-microsoft-com:vml" xmlns:wp14="http://schemas.microsoft.com/office/word/2010/wordprocessingDrawing" xmlns:wp="http://schemas.openxmlformats.org/drawingml/2006/wordprocessingDrawing" xmlns:w10="urn:schemas-microsoft-com:office:word" xmlns:w="http://schemas.openxmlformats.org/wordprocessingml/2006/main" xmlns:w14="http://schemas.microsoft.com/office/word/2010/wordml" xmlns:w15="http://schemas.microsoft.com/office/word/2012/wordml" xmlns:w16cex="http://schemas.microsoft.com/office/word/2018/wordml/cex" xmlns:w16cid="http://schemas.microsoft.com/office/word/2016/wordml/cid" xmlns:w16="http://schemas.microsoft.com/office/word/2018/wordml" xmlns:w16du="http://schemas.microsoft.com/office/word/2023/wordml/word16du" xmlns:w16sdtdh="http://schemas.microsoft.com/office/word/2020/wordml/sdtdatahash" xmlns:w16sdtfl="http://schemas.microsoft.com/office/word/2024/wordml/sdtformatlock" xmlns:w16se="http://schemas.microsoft.com/office/word/2015/wordml/symex" xmlns:wpg="http://schemas.microsoft.com/office/word/2010/wordprocessingGroup" xmlns:wpi="http://schemas.microsoft.com/office/word/2010/wordprocessingInk" xmlns:wne="http://schemas.microsoft.com/office/word/2006/wordml" xmlns:wps="http://schemas.microsoft.com/office/word/2010/wordprocessingShape" mc:Ignorable="w14 w15 w16se w16cid w16 w16cex w16sdtdh w16sdtfl w16du wp14">
+<w:footnotes xmlns:wpc="http://schemas.microsoft.com/office/word/2010/wordprocessingCanvas" xmlns:cx="http://schemas.microsoft.com/office/drawing/2014/chartex" xmlns:cx1="http://schemas.microsoft.com/office/drawing/2015/9/8/chartex" xmlns:cx2="http://schemas.microsoft.com/office/drawing/2015/10/21/chartex" xmlns:cx3="http://schemas.microsoft.com/office/drawing/2016/5/9/chartex" xmlns:cx4="http://schemas.microsoft.com/office/drawing/2016/5/10/chartex" xmlns:cx5="http://schemas.microsoft.com/office/drawing/2016/5/11/chartex" xmlns:cx6="http://schemas.microsoft.com/office/drawing/2016/5/12/chartex" xmlns:cx7="http://schemas.microsoft.com/office/drawing/2016/5/13/chartex" xmlns:cx8="http://schemas.microsoft.com/office/drawing/2016/5/14/chartex" xmlns:mc="http://schemas.openxmlformats.org/markup-compatibility/2006" xmlns:aink="http://schemas.microsoft.com/office/drawing/2016/ink" xmlns:am3d="http://schemas.microsoft.com/office/drawing/2017/model3d" xmlns:o="urn:schemas-microsoft-com:office:office" xmlns:oel="http://schemas.microsoft.com/office/2019/extlst" xmlns:r="http://schemas.openxmlformats.org/officeDocument/2006/relationships" xmlns:m="http://schemas.openxmlformats.org/officeDocument/2006/math" xmlns:v="urn:schemas-microsoft-com:vml" xmlns:wp14="http://schemas.microsoft.com/office/word/2010/wordprocessingDrawing" xmlns:wp="http://schemas.openxmlformats.org/drawingml/2006/wordprocessingDrawing" xmlns:w10="urn:schemas-microsoft-com:office:word" xmlns:w="http://schemas.openxmlformats.org/wordprocessingml/2006/main" xmlns:w14="http://schemas.microsoft.com/office/word/2010/wordml" xmlns:w15="http://schemas.microsoft.com/office/word/2012/wordml" xmlns:w16cei="http://schemas.microsoft.com/office/word/2026/wordml/cei" xmlns:w16cex="http://schemas.microsoft.com/office/word/2018/wordml/cex" xmlns:w16cid="http://schemas.microsoft.com/office/word/2016/wordml/cid" xmlns:w16="http://schemas.microsoft.com/office/word/2018/wordml" xmlns:w16du="http://schemas.microsoft.com/office/word/2023/wordml/word16du" xmlns:w16sdtdh="http://schemas.microsoft.com/office/word/2020/wordml/sdtdatahash" xmlns:w16sdtfl="http://schemas.microsoft.com/office/word/2024/wordml/sdtformatlock" xmlns:w16se="http://schemas.microsoft.com/office/word/2015/wordml/symex" xmlns:wpg="http://schemas.microsoft.com/office/word/2010/wordprocessingGroup" xmlns:wpi="http://schemas.microsoft.com/office/word/2010/wordprocessingInk" xmlns:wne="http://schemas.microsoft.com/office/word/2006/wordml" xmlns:wps="http://schemas.microsoft.com/office/word/2010/wordprocessingShape" mc:Ignorable="w14 w15 w16se w16cid w16 w16cex w16sdtdh w16sdtfl w16du wp14">
   <w:footnote w:type="separator" w:id="-1">
     <w:p>
       <w:pPr>
@@ -2208,7 +1974,7 @@
 </file>
 
 <file path=word/header1.xml><?xml version="1.0" encoding="utf-8"?>
-<w:hdr xmlns:wpc="http://schemas.microsoft.com/office/word/2010/wordprocessingCanvas" xmlns:cx="http://schemas.microsoft.com/office/drawing/2014/chartex" xmlns:cx1="http://schemas.microsoft.com/office/drawing/2015/9/8/chartex" xmlns:cx2="http://schemas.microsoft.com/office/drawing/2015/10/21/chartex" xmlns:cx3="http://schemas.microsoft.com/office/drawing/2016/5/9/chartex" xmlns:cx4="http://schemas.microsoft.com/office/drawing/2016/5/10/chartex" xmlns:cx5="http://schemas.microsoft.com/office/drawing/2016/5/11/chartex" xmlns:cx6="http://schemas.microsoft.com/office/drawing/2016/5/12/chartex" xmlns:cx7="http://schemas.microsoft.com/office/drawing/2016/5/13/chartex" xmlns:cx8="http://schemas.microsoft.com/office/drawing/2016/5/14/chartex" xmlns:mc="http://schemas.openxmlformats.org/markup-compatibility/2006" xmlns:aink="http://schemas.microsoft.com/office/drawing/2016/ink" xmlns:am3d="http://schemas.microsoft.com/office/drawing/2017/model3d" xmlns:o="urn:schemas-microsoft-com:office:office" xmlns:oel="http://schemas.microsoft.com/office/2019/extlst" xmlns:r="http://schemas.openxmlformats.org/officeDocument/2006/relationships" xmlns:m="http://schemas.openxmlformats.org/officeDocument/2006/math" xmlns:v="urn:schemas-microsoft-com:vml" xmlns:wp14="http://schemas.microsoft.com/office/word/2010/wordprocessingDrawing" xmlns:wp="http://schemas.openxmlformats.org/drawingml/2006/wordprocessingDrawing" xmlns:w10="urn:schemas-microsoft-com:office:word" xmlns:w="http://schemas.openxmlformats.org/wordprocessingml/2006/main" xmlns:w14="http://schemas.microsoft.com/office/word/2010/wordml" xmlns:w15="http://schemas.microsoft.com/office/word/2012/wordml" xmlns:w16cex="http://schemas.microsoft.com/office/word/2018/wordml/cex" xmlns:w16cid="http://schemas.microsoft.com/office/word/2016/wordml/cid" xmlns:w16="http://schemas.microsoft.com/office/word/2018/wordml" xmlns:w16du="http://schemas.microsoft.com/office/word/2023/wordml/word16du" xmlns:w16sdtdh="http://schemas.microsoft.com/office/word/2020/wordml/sdtdatahash" xmlns:w16sdtfl="http://schemas.microsoft.com/office/word/2024/wordml/sdtformatlock" xmlns:w16se="http://schemas.microsoft.com/office/word/2015/wordml/symex" xmlns:wpg="http://schemas.microsoft.com/office/word/2010/wordprocessingGroup" xmlns:wpi="http://schemas.microsoft.com/office/word/2010/wordprocessingInk" xmlns:wne="http://schemas.microsoft.com/office/word/2006/wordml" xmlns:wps="http://schemas.microsoft.com/office/word/2010/wordprocessingShape" mc:Ignorable="w14 w15 w16se w16cid w16 w16cex w16sdtdh w16sdtfl w16du wp14">
+<w:hdr xmlns:wpc="http://schemas.microsoft.com/office/word/2010/wordprocessingCanvas" xmlns:cx="http://schemas.microsoft.com/office/drawing/2014/chartex" xmlns:cx1="http://schemas.microsoft.com/office/drawing/2015/9/8/chartex" xmlns:cx2="http://schemas.microsoft.com/office/drawing/2015/10/21/chartex" xmlns:cx3="http://schemas.microsoft.com/office/drawing/2016/5/9/chartex" xmlns:cx4="http://schemas.microsoft.com/office/drawing/2016/5/10/chartex" xmlns:cx5="http://schemas.microsoft.com/office/drawing/2016/5/11/chartex" xmlns:cx6="http://schemas.microsoft.com/office/drawing/2016/5/12/chartex" xmlns:cx7="http://schemas.microsoft.com/office/drawing/2016/5/13/chartex" xmlns:cx8="http://schemas.microsoft.com/office/drawing/2016/5/14/chartex" xmlns:mc="http://schemas.openxmlformats.org/markup-compatibility/2006" xmlns:aink="http://schemas.microsoft.com/office/drawing/2016/ink" xmlns:am3d="http://schemas.microsoft.com/office/drawing/2017/model3d" xmlns:o="urn:schemas-microsoft-com:office:office" xmlns:oel="http://schemas.microsoft.com/office/2019/extlst" xmlns:r="http://schemas.openxmlformats.org/officeDocument/2006/relationships" xmlns:m="http://schemas.openxmlformats.org/officeDocument/2006/math" xmlns:v="urn:schemas-microsoft-com:vml" xmlns:wp14="http://schemas.microsoft.com/office/word/2010/wordprocessingDrawing" xmlns:wp="http://schemas.openxmlformats.org/drawingml/2006/wordprocessingDrawing" xmlns:w10="urn:schemas-microsoft-com:office:word" xmlns:w="http://schemas.openxmlformats.org/wordprocessingml/2006/main" xmlns:w14="http://schemas.microsoft.com/office/word/2010/wordml" xmlns:w15="http://schemas.microsoft.com/office/word/2012/wordml" xmlns:w16cei="http://schemas.microsoft.com/office/word/2026/wordml/cei" xmlns:w16cex="http://schemas.microsoft.com/office/word/2018/wordml/cex" xmlns:w16cid="http://schemas.microsoft.com/office/word/2016/wordml/cid" xmlns:w16="http://schemas.microsoft.com/office/word/2018/wordml" xmlns:w16du="http://schemas.microsoft.com/office/word/2023/wordml/word16du" xmlns:w16sdtdh="http://schemas.microsoft.com/office/word/2020/wordml/sdtdatahash" xmlns:w16sdtfl="http://schemas.microsoft.com/office/word/2024/wordml/sdtformatlock" xmlns:w16se="http://schemas.microsoft.com/office/word/2015/wordml/symex" xmlns:wpg="http://schemas.microsoft.com/office/word/2010/wordprocessingGroup" xmlns:wpi="http://schemas.microsoft.com/office/word/2010/wordprocessingInk" xmlns:wne="http://schemas.microsoft.com/office/word/2006/wordml" xmlns:wps="http://schemas.microsoft.com/office/word/2010/wordprocessingShape" mc:Ignorable="w14 w15 w16se w16cid w16 w16cex w16sdtdh w16sdtfl w16du wp14">
   <w:p>
     <w:pPr>
       <w:pStyle w:val="Header"/>
@@ -2226,7 +1992,7 @@
 </file>
 
 <file path=word/numbering.xml><?xml version="1.0" encoding="utf-8"?>
-<w:numbering xmlns:wpc="http://schemas.microsoft.com/office/word/2010/wordprocessingCanvas" xmlns:cx="http://schemas.microsoft.com/office/drawing/2014/chartex" xmlns:cx1="http://schemas.microsoft.com/office/drawing/2015/9/8/chartex" xmlns:cx2="http://schemas.microsoft.com/office/drawing/2015/10/21/chartex" xmlns:cx3="http://schemas.microsoft.com/office/drawing/2016/5/9/chartex" xmlns:cx4="http://schemas.microsoft.com/office/drawing/2016/5/10/chartex" xmlns:cx5="http://schemas.microsoft.com/office/drawing/2016/5/11/chartex" xmlns:cx6="http://schemas.microsoft.com/office/drawing/2016/5/12/chartex" xmlns:cx7="http://schemas.microsoft.com/office/drawing/2016/5/13/chartex" xmlns:cx8="http://schemas.microsoft.com/office/drawing/2016/5/14/chartex" xmlns:mc="http://schemas.openxmlformats.org/markup-compatibility/2006" xmlns:aink="http://schemas.microsoft.com/office/drawing/2016/ink" xmlns:am3d="http://schemas.microsoft.com/office/drawing/2017/model3d" xmlns:o="urn:schemas-microsoft-com:office:office" xmlns:oel="http://schemas.microsoft.com/office/2019/extlst" xmlns:r="http://schemas.openxmlformats.org/officeDocument/2006/relationships" xmlns:m="http://schemas.openxmlformats.org/officeDocument/2006/math" xmlns:v="urn:schemas-microsoft-com:vml" xmlns:wp14="http://schemas.microsoft.com/office/word/2010/wordprocessingDrawing" xmlns:wp="http://schemas.openxmlformats.org/drawingml/2006/wordprocessingDrawing" xmlns:w10="urn:schemas-microsoft-com:office:word" xmlns:w="http://schemas.openxmlformats.org/wordprocessingml/2006/main" xmlns:w14="http://schemas.microsoft.com/office/word/2010/wordml" xmlns:w15="http://schemas.microsoft.com/office/word/2012/wordml" xmlns:w16cex="http://schemas.microsoft.com/office/word/2018/wordml/cex" xmlns:w16cid="http://schemas.microsoft.com/office/word/2016/wordml/cid" xmlns:w16="http://schemas.microsoft.com/office/word/2018/wordml" xmlns:w16du="http://schemas.microsoft.com/office/word/2023/wordml/word16du" xmlns:w16sdtdh="http://schemas.microsoft.com/office/word/2020/wordml/sdtdatahash" xmlns:w16sdtfl="http://schemas.microsoft.com/office/word/2024/wordml/sdtformatlock" xmlns:w16se="http://schemas.microsoft.com/office/word/2015/wordml/symex" xmlns:wpg="http://schemas.microsoft.com/office/word/2010/wordprocessingGroup" xmlns:wpi="http://schemas.microsoft.com/office/word/2010/wordprocessingInk" xmlns:wne="http://schemas.microsoft.com/office/word/2006/wordml" xmlns:wps="http://schemas.microsoft.com/office/word/2010/wordprocessingShape" mc:Ignorable="w14 w15 w16se w16cid w16 w16cex w16sdtdh w16sdtfl w16du wp14">
+<w:numbering xmlns:wpc="http://schemas.microsoft.com/office/word/2010/wordprocessingCanvas" xmlns:cx="http://schemas.microsoft.com/office/drawing/2014/chartex" xmlns:cx1="http://schemas.microsoft.com/office/drawing/2015/9/8/chartex" xmlns:cx2="http://schemas.microsoft.com/office/drawing/2015/10/21/chartex" xmlns:cx3="http://schemas.microsoft.com/office/drawing/2016/5/9/chartex" xmlns:cx4="http://schemas.microsoft.com/office/drawing/2016/5/10/chartex" xmlns:cx5="http://schemas.microsoft.com/office/drawing/2016/5/11/chartex" xmlns:cx6="http://schemas.microsoft.com/office/drawing/2016/5/12/chartex" xmlns:cx7="http://schemas.microsoft.com/office/drawing/2016/5/13/chartex" xmlns:cx8="http://schemas.microsoft.com/office/drawing/2016/5/14/chartex" xmlns:mc="http://schemas.openxmlformats.org/markup-compatibility/2006" xmlns:aink="http://schemas.microsoft.com/office/drawing/2016/ink" xmlns:am3d="http://schemas.microsoft.com/office/drawing/2017/model3d" xmlns:o="urn:schemas-microsoft-com:office:office" xmlns:oel="http://schemas.microsoft.com/office/2019/extlst" xmlns:r="http://schemas.openxmlformats.org/officeDocument/2006/relationships" xmlns:m="http://schemas.openxmlformats.org/officeDocument/2006/math" xmlns:v="urn:schemas-microsoft-com:vml" xmlns:wp14="http://schemas.microsoft.com/office/word/2010/wordprocessingDrawing" xmlns:wp="http://schemas.openxmlformats.org/drawingml/2006/wordprocessingDrawing" xmlns:w10="urn:schemas-microsoft-com:office:word" xmlns:w="http://schemas.openxmlformats.org/wordprocessingml/2006/main" xmlns:w14="http://schemas.microsoft.com/office/word/2010/wordml" xmlns:w15="http://schemas.microsoft.com/office/word/2012/wordml" xmlns:w16cei="http://schemas.microsoft.com/office/word/2026/wordml/cei" xmlns:w16cex="http://schemas.microsoft.com/office/word/2018/wordml/cex" xmlns:w16cid="http://schemas.microsoft.com/office/word/2016/wordml/cid" xmlns:w16="http://schemas.microsoft.com/office/word/2018/wordml" xmlns:w16du="http://schemas.microsoft.com/office/word/2023/wordml/word16du" xmlns:w16sdtdh="http://schemas.microsoft.com/office/word/2020/wordml/sdtdatahash" xmlns:w16sdtfl="http://schemas.microsoft.com/office/word/2024/wordml/sdtformatlock" xmlns:w16se="http://schemas.microsoft.com/office/word/2015/wordml/symex" xmlns:wpg="http://schemas.microsoft.com/office/word/2010/wordprocessingGroup" xmlns:wpi="http://schemas.microsoft.com/office/word/2010/wordprocessingInk" xmlns:wne="http://schemas.microsoft.com/office/word/2006/wordml" xmlns:wps="http://schemas.microsoft.com/office/word/2010/wordprocessingShape" mc:Ignorable="w14 w15 w16se w16cid w16 w16cex w16sdtdh w16sdtfl w16du wp14">
   <w:abstractNum w:abstractNumId="0" w15:restartNumberingAfterBreak="0">
     <w:nsid w:val="00000001"/>
     <w:multiLevelType w:val="multilevel"/>
@@ -6192,6 +5958,7 @@
   <w:style w:type="character" w:default="1" w:styleId="DefaultParagraphFont">
     <w:name w:val="Default Paragraph Font"/>
     <w:uiPriority w:val="1"/>
+    <w:semiHidden/>
     <w:unhideWhenUsed/>
   </w:style>
   <w:style w:type="table" w:default="1" w:styleId="TableNormal">

--- a/SPKL_PT Asuransi Jiwa Manulife Firanda Ami E.docx
+++ b/SPKL_PT Asuransi Jiwa Manulife Firanda Ami E.docx
@@ -1,6 +1,6 @@
 
 <file path=word/document.xml><?xml version="1.0" encoding="utf-8"?>
-<w:document xmlns:wpc="http://schemas.microsoft.com/office/word/2010/wordprocessingCanvas" xmlns:cx="http://schemas.microsoft.com/office/drawing/2014/chartex" xmlns:cx1="http://schemas.microsoft.com/office/drawing/2015/9/8/chartex" xmlns:cx2="http://schemas.microsoft.com/office/drawing/2015/10/21/chartex" xmlns:cx3="http://schemas.microsoft.com/office/drawing/2016/5/9/chartex" xmlns:cx4="http://schemas.microsoft.com/office/drawing/2016/5/10/chartex" xmlns:cx5="http://schemas.microsoft.com/office/drawing/2016/5/11/chartex" xmlns:cx6="http://schemas.microsoft.com/office/drawing/2016/5/12/chartex" xmlns:cx7="http://schemas.microsoft.com/office/drawing/2016/5/13/chartex" xmlns:cx8="http://schemas.microsoft.com/office/drawing/2016/5/14/chartex" xmlns:mc="http://schemas.openxmlformats.org/markup-compatibility/2006" xmlns:aink="http://schemas.microsoft.com/office/drawing/2016/ink" xmlns:am3d="http://schemas.microsoft.com/office/drawing/2017/model3d" xmlns:o="urn:schemas-microsoft-com:office:office" xmlns:oel="http://schemas.microsoft.com/office/2019/extlst" xmlns:r="http://schemas.openxmlformats.org/officeDocument/2006/relationships" xmlns:m="http://schemas.openxmlformats.org/officeDocument/2006/math" xmlns:v="urn:schemas-microsoft-com:vml" xmlns:wp14="http://schemas.microsoft.com/office/word/2010/wordprocessingDrawing" xmlns:wp="http://schemas.openxmlformats.org/drawingml/2006/wordprocessingDrawing" xmlns:w10="urn:schemas-microsoft-com:office:word" xmlns:w="http://schemas.openxmlformats.org/wordprocessingml/2006/main" xmlns:w14="http://schemas.microsoft.com/office/word/2010/wordml" xmlns:w15="http://schemas.microsoft.com/office/word/2012/wordml" xmlns:w16cei="http://schemas.microsoft.com/office/word/2026/wordml/cei" xmlns:w16cex="http://schemas.microsoft.com/office/word/2018/wordml/cex" xmlns:w16cid="http://schemas.microsoft.com/office/word/2016/wordml/cid" xmlns:w16="http://schemas.microsoft.com/office/word/2018/wordml" xmlns:w16du="http://schemas.microsoft.com/office/word/2023/wordml/word16du" xmlns:w16sdtdh="http://schemas.microsoft.com/office/word/2020/wordml/sdtdatahash" xmlns:w16sdtfl="http://schemas.microsoft.com/office/word/2024/wordml/sdtformatlock" xmlns:w16se="http://schemas.microsoft.com/office/word/2015/wordml/symex" xmlns:wpg="http://schemas.microsoft.com/office/word/2010/wordprocessingGroup" xmlns:wpi="http://schemas.microsoft.com/office/word/2010/wordprocessingInk" xmlns:wne="http://schemas.microsoft.com/office/word/2006/wordml" xmlns:wps="http://schemas.microsoft.com/office/word/2010/wordprocessingShape" mc:Ignorable="w14 w15 w16se w16cid w16 w16cex w16sdtdh w16sdtfl w16du wp14">
+<w:document xmlns:wpc="http://schemas.microsoft.com/office/word/2010/wordprocessingCanvas" xmlns:cx="http://schemas.microsoft.com/office/drawing/2014/chartex" xmlns:cx1="http://schemas.microsoft.com/office/drawing/2015/9/8/chartex" xmlns:cx2="http://schemas.microsoft.com/office/drawing/2015/10/21/chartex" xmlns:cx3="http://schemas.microsoft.com/office/drawing/2016/5/9/chartex" xmlns:cx4="http://schemas.microsoft.com/office/drawing/2016/5/10/chartex" xmlns:cx5="http://schemas.microsoft.com/office/drawing/2016/5/11/chartex" xmlns:cx6="http://schemas.microsoft.com/office/drawing/2016/5/12/chartex" xmlns:cx7="http://schemas.microsoft.com/office/drawing/2016/5/13/chartex" xmlns:cx8="http://schemas.microsoft.com/office/drawing/2016/5/14/chartex" xmlns:mc="http://schemas.openxmlformats.org/markup-compatibility/2006" xmlns:aink="http://schemas.microsoft.com/office/drawing/2016/ink" xmlns:am3d="http://schemas.microsoft.com/office/drawing/2017/model3d" xmlns:o="urn:schemas-microsoft-com:office:office" xmlns:oel="http://schemas.microsoft.com/office/2019/extlst" xmlns:r="http://schemas.openxmlformats.org/officeDocument/2006/relationships" xmlns:m="http://schemas.openxmlformats.org/officeDocument/2006/math" xmlns:v="urn:schemas-microsoft-com:vml" xmlns:wp14="http://schemas.microsoft.com/office/word/2010/wordprocessingDrawing" xmlns:wp="http://schemas.openxmlformats.org/drawingml/2006/wordprocessingDrawing" xmlns:w10="urn:schemas-microsoft-com:office:word" xmlns:w="http://schemas.openxmlformats.org/wordprocessingml/2006/main" xmlns:w14="http://schemas.microsoft.com/office/word/2010/wordml" xmlns:w15="http://schemas.microsoft.com/office/word/2012/wordml" xmlns:w16cex="http://schemas.microsoft.com/office/word/2018/wordml/cex" xmlns:w16cid="http://schemas.microsoft.com/office/word/2016/wordml/cid" xmlns:w16="http://schemas.microsoft.com/office/word/2018/wordml" xmlns:w16du="http://schemas.microsoft.com/office/word/2023/wordml/word16du" xmlns:w16sdtdh="http://schemas.microsoft.com/office/word/2020/wordml/sdtdatahash" xmlns:w16sdtfl="http://schemas.microsoft.com/office/word/2024/wordml/sdtformatlock" xmlns:w16se="http://schemas.microsoft.com/office/word/2015/wordml/symex" xmlns:wpg="http://schemas.microsoft.com/office/word/2010/wordprocessingGroup" xmlns:wpi="http://schemas.microsoft.com/office/word/2010/wordprocessingInk" xmlns:wne="http://schemas.microsoft.com/office/word/2006/wordml" xmlns:wps="http://schemas.microsoft.com/office/word/2010/wordprocessingShape" mc:Ignorable="w14 w15 w16se w16cid w16 w16cex w16sdtdh w16sdtfl w16du wp14">
   <w:body>
     <w:p>
       <w:pPr>
@@ -42,6 +42,8 @@
           <w:szCs w:val="22"/>
         </w:rPr>
       </w:pPr>
+      <w:proofErr w:type="spellStart"/>
+      <w:proofErr w:type="gramStart"/>
       <w:r>
         <w:rPr>
           <w:b/>
@@ -55,7 +57,16 @@
           <w:sz w:val="22"/>
           <w:szCs w:val="22"/>
         </w:rPr>
-        <w:t>Mr/Mrs</w:t>
+        <w:t>Mr</w:t>
+      </w:r>
+      <w:proofErr w:type="spellEnd"/>
+      <w:proofErr w:type="gramEnd"/>
+      <w:r>
+        <w:rPr>
+          <w:sz w:val="22"/>
+          <w:szCs w:val="22"/>
+        </w:rPr>
+        <w:t>/Mrs</w:t>
       </w:r>
       <w:r>
         <w:rPr>
@@ -108,8 +119,17 @@
           <w:sz w:val="22"/>
           <w:szCs w:val="22"/>
         </w:rPr>
-        <w:t>, Tbk</w:t>
-      </w:r>
+        <w:t xml:space="preserve">, </w:t>
+      </w:r>
+      <w:proofErr w:type="spellStart"/>
+      <w:r>
+        <w:rPr>
+          <w:sz w:val="22"/>
+          <w:szCs w:val="22"/>
+        </w:rPr>
+        <w:t>Tbk</w:t>
+      </w:r>
+      <w:proofErr w:type="spellEnd"/>
       <w:r>
         <w:rPr>
           <w:sz w:val="22"/>
@@ -152,6 +172,8 @@
           <w:u w:val="single"/>
         </w:rPr>
       </w:pPr>
+      <w:proofErr w:type="spellStart"/>
+      <w:proofErr w:type="gramStart"/>
       <w:r>
         <w:rPr>
           <w:b/>
@@ -170,6 +192,8 @@
         </w:rPr>
         <w:t>PerintahKerjaLembur</w:t>
       </w:r>
+      <w:proofErr w:type="spellEnd"/>
+      <w:proofErr w:type="gramEnd"/>
     </w:p>
     <w:p>
       <w:pPr>
@@ -218,68 +242,120 @@
         <w:adjustRightInd w:val="0"/>
         <w:jc w:val="both"/>
       </w:pPr>
+      <w:proofErr w:type="spellStart"/>
       <w:r>
         <w:t>Bersamaan</w:t>
       </w:r>
+      <w:proofErr w:type="spellEnd"/>
       <w:r>
         <w:t xml:space="preserve"> </w:t>
       </w:r>
+      <w:proofErr w:type="spellStart"/>
       <w:r>
         <w:t>dengan</w:t>
       </w:r>
+      <w:proofErr w:type="spellEnd"/>
       <w:r>
         <w:t xml:space="preserve"> </w:t>
       </w:r>
+      <w:proofErr w:type="spellStart"/>
       <w:r>
         <w:t>surat</w:t>
       </w:r>
+      <w:proofErr w:type="spellEnd"/>
       <w:r>
         <w:t xml:space="preserve"> </w:t>
       </w:r>
-      <w:r>
-        <w:t>ini kami informasikan</w:t>
-      </w:r>
+      <w:proofErr w:type="spellStart"/>
+      <w:r>
+        <w:t>ini</w:t>
+      </w:r>
+      <w:proofErr w:type="spellEnd"/>
+      <w:r>
+        <w:t xml:space="preserve"> kami </w:t>
+      </w:r>
+      <w:proofErr w:type="spellStart"/>
+      <w:r>
+        <w:t>informasikan</w:t>
+      </w:r>
+      <w:proofErr w:type="spellEnd"/>
       <w:r>
         <w:t xml:space="preserve"> </w:t>
       </w:r>
+      <w:proofErr w:type="spellStart"/>
       <w:r>
         <w:t>bahwa</w:t>
       </w:r>
+      <w:proofErr w:type="spellEnd"/>
       <w:r>
         <w:t xml:space="preserve"> </w:t>
       </w:r>
+      <w:proofErr w:type="spellStart"/>
       <w:r>
         <w:t>pihak</w:t>
       </w:r>
-      <w:r>
-        <w:t xml:space="preserve"> PTAsuransi Jiwa Manulife</w:t>
-      </w:r>
-      <w:r>
-        <w:t>, Tbk</w:t>
-      </w:r>
+      <w:proofErr w:type="spellEnd"/>
       <w:r>
         <w:t xml:space="preserve"> </w:t>
       </w:r>
+      <w:proofErr w:type="spellStart"/>
+      <w:r>
+        <w:t>PTAsuransi</w:t>
+      </w:r>
+      <w:proofErr w:type="spellEnd"/>
+      <w:r>
+        <w:t xml:space="preserve"> Jiwa Manulife</w:t>
+      </w:r>
+      <w:r>
+        <w:t xml:space="preserve">, </w:t>
+      </w:r>
+      <w:proofErr w:type="spellStart"/>
+      <w:r>
+        <w:t>Tbk</w:t>
+      </w:r>
+      <w:proofErr w:type="spellEnd"/>
+      <w:r>
+        <w:t xml:space="preserve"> </w:t>
+      </w:r>
+      <w:proofErr w:type="spellStart"/>
       <w:r>
         <w:t>berencana</w:t>
       </w:r>
+      <w:proofErr w:type="spellEnd"/>
       <w:r>
         <w:t xml:space="preserve"> </w:t>
       </w:r>
-      <w:r>
-        <w:t>melakukan jam kerja</w:t>
-      </w:r>
+      <w:proofErr w:type="spellStart"/>
+      <w:r>
+        <w:t>melakukan</w:t>
+      </w:r>
+      <w:proofErr w:type="spellEnd"/>
+      <w:r>
+        <w:t xml:space="preserve"> jam </w:t>
+      </w:r>
+      <w:proofErr w:type="spellStart"/>
+      <w:r>
+        <w:t>kerja</w:t>
+      </w:r>
+      <w:proofErr w:type="spellEnd"/>
       <w:r>
         <w:t xml:space="preserve"> </w:t>
       </w:r>
+      <w:proofErr w:type="spellStart"/>
       <w:r>
         <w:t>lembur</w:t>
       </w:r>
+      <w:proofErr w:type="spellEnd"/>
       <w:r>
         <w:t xml:space="preserve"> </w:t>
       </w:r>
-      <w:r>
-        <w:t>kepada ‘</w:t>
+      <w:proofErr w:type="spellStart"/>
+      <w:r>
+        <w:t>kepada</w:t>
+      </w:r>
+      <w:proofErr w:type="spellEnd"/>
+      <w:r>
+        <w:t xml:space="preserve"> ‘</w:t>
       </w:r>
       <w:r>
         <w:t>Firanda Ami Ekananda</w:t>
@@ -290,60 +366,99 @@
       <w:r>
         <w:t xml:space="preserve"> </w:t>
       </w:r>
+      <w:proofErr w:type="spellStart"/>
       <w:r>
         <w:t>dalam</w:t>
       </w:r>
+      <w:proofErr w:type="spellEnd"/>
       <w:r>
         <w:t xml:space="preserve"> </w:t>
       </w:r>
-      <w:r>
-        <w:t>penyelesaian ‘</w:t>
-      </w:r>
-      <w:r>
-        <w:t>Miuhc</w:t>
-      </w:r>
-      <w:r>
-        <w:t xml:space="preserve"> Reborn &amp; PPME in branch</w:t>
+      <w:proofErr w:type="spellStart"/>
+      <w:r>
+        <w:t>penyelesaian</w:t>
+      </w:r>
+      <w:proofErr w:type="spellEnd"/>
+      <w:r>
+        <w:t xml:space="preserve"> ‘</w:t>
+      </w:r>
+      <w:r>
+        <w:t xml:space="preserve">Adira Micro </w:t>
+      </w:r>
+      <w:r>
+        <w:t>&amp; PPME in branch</w:t>
       </w:r>
       <w:r>
         <w:t xml:space="preserve">’ </w:t>
       </w:r>
       <w:r>
-        <w:t>di project yang saat</w:t>
-      </w:r>
+        <w:t xml:space="preserve">di project yang </w:t>
+      </w:r>
+      <w:proofErr w:type="spellStart"/>
+      <w:r>
+        <w:t>saat</w:t>
+      </w:r>
+      <w:proofErr w:type="spellEnd"/>
       <w:r>
         <w:t xml:space="preserve"> </w:t>
       </w:r>
+      <w:proofErr w:type="spellStart"/>
       <w:r>
         <w:t>ini</w:t>
       </w:r>
+      <w:proofErr w:type="spellEnd"/>
       <w:r>
         <w:t xml:space="preserve"> </w:t>
       </w:r>
+      <w:proofErr w:type="spellStart"/>
       <w:r>
         <w:t>sedang</w:t>
       </w:r>
+      <w:proofErr w:type="spellEnd"/>
       <w:r>
         <w:t xml:space="preserve"> </w:t>
       </w:r>
-      <w:r>
-        <w:t>berlangsung. Adapun detail waktu dan durasi</w:t>
-      </w:r>
+      <w:proofErr w:type="spellStart"/>
+      <w:r>
+        <w:t>berlangsung</w:t>
+      </w:r>
+      <w:proofErr w:type="spellEnd"/>
+      <w:r>
+        <w:t xml:space="preserve">. Adapun detail </w:t>
+      </w:r>
+      <w:proofErr w:type="spellStart"/>
+      <w:r>
+        <w:t>waktu</w:t>
+      </w:r>
+      <w:proofErr w:type="spellEnd"/>
+      <w:r>
+        <w:t xml:space="preserve"> dan </w:t>
+      </w:r>
+      <w:proofErr w:type="spellStart"/>
+      <w:r>
+        <w:t>durasi</w:t>
+      </w:r>
+      <w:proofErr w:type="spellEnd"/>
       <w:r>
         <w:t xml:space="preserve"> </w:t>
       </w:r>
+      <w:proofErr w:type="spellStart"/>
       <w:r>
         <w:t>Perintah</w:t>
       </w:r>
+      <w:proofErr w:type="spellEnd"/>
       <w:r>
         <w:t xml:space="preserve"> </w:t>
       </w:r>
+      <w:proofErr w:type="spellStart"/>
       <w:r>
         <w:t>Kerja</w:t>
       </w:r>
+      <w:proofErr w:type="spellEnd"/>
       <w:r>
         <w:t xml:space="preserve"> </w:t>
       </w:r>
+      <w:proofErr w:type="spellStart"/>
       <w:r>
         <w:t>Le</w:t>
       </w:r>
@@ -353,12 +468,15 @@
       <w:r>
         <w:t>bur</w:t>
       </w:r>
+      <w:proofErr w:type="spellEnd"/>
       <w:r>
         <w:t xml:space="preserve"> </w:t>
       </w:r>
+      <w:proofErr w:type="spellStart"/>
       <w:r>
         <w:t>ini</w:t>
       </w:r>
+      <w:proofErr w:type="spellEnd"/>
       <w:r>
         <w:t>:</w:t>
       </w:r>
@@ -378,12 +496,12 @@
         <w:tblLook w:val="04A0" w:firstRow="1" w:lastRow="0" w:firstColumn="1" w:lastColumn="0" w:noHBand="0" w:noVBand="1"/>
       </w:tblPr>
       <w:tblGrid>
-        <w:gridCol w:w="461"/>
-        <w:gridCol w:w="1987"/>
-        <w:gridCol w:w="1237"/>
+        <w:gridCol w:w="462"/>
+        <w:gridCol w:w="2075"/>
+        <w:gridCol w:w="1229"/>
         <w:gridCol w:w="1494"/>
         <w:gridCol w:w="1494"/>
-        <w:gridCol w:w="3207"/>
+        <w:gridCol w:w="3159"/>
       </w:tblGrid>
       <w:tr>
         <w:trPr>
@@ -391,7 +509,7 @@
         </w:trPr>
         <w:tc>
           <w:tcPr>
-            <w:tcW w:w="461" w:type="dxa"/>
+            <w:tcW w:w="462" w:type="dxa"/>
             <w:vAlign w:val="center"/>
           </w:tcPr>
           <w:p>
@@ -423,7 +541,7 @@
         </w:tc>
         <w:tc>
           <w:tcPr>
-            <w:tcW w:w="1987" w:type="dxa"/>
+            <w:tcW w:w="2075" w:type="dxa"/>
             <w:vAlign w:val="center"/>
           </w:tcPr>
           <w:p>
@@ -448,13 +566,25 @@
                 <w:sz w:val="20"/>
                 <w:szCs w:val="20"/>
               </w:rPr>
-              <w:t>Hari/Tanggal</w:t>
+              <w:t>Hari/</w:t>
             </w:r>
+            <w:proofErr w:type="spellStart"/>
+            <w:r>
+              <w:rPr>
+                <w:rFonts w:cstheme="minorHAnsi"/>
+                <w:b/>
+                <w:bCs/>
+                <w:sz w:val="20"/>
+                <w:szCs w:val="20"/>
+              </w:rPr>
+              <w:t>Tanggal</w:t>
+            </w:r>
+            <w:proofErr w:type="spellEnd"/>
           </w:p>
         </w:tc>
         <w:tc>
           <w:tcPr>
-            <w:tcW w:w="1237" w:type="dxa"/>
+            <w:tcW w:w="1229" w:type="dxa"/>
             <w:vAlign w:val="center"/>
           </w:tcPr>
           <w:p>
@@ -479,8 +609,42 @@
                 <w:sz w:val="20"/>
                 <w:szCs w:val="20"/>
               </w:rPr>
-              <w:t>Waktu Mulai Lembur</w:t>
+              <w:t xml:space="preserve">Waktu </w:t>
             </w:r>
+            <w:proofErr w:type="spellStart"/>
+            <w:r>
+              <w:rPr>
+                <w:rFonts w:cstheme="minorHAnsi"/>
+                <w:b/>
+                <w:bCs/>
+                <w:sz w:val="20"/>
+                <w:szCs w:val="20"/>
+              </w:rPr>
+              <w:t>Mulai</w:t>
+            </w:r>
+            <w:proofErr w:type="spellEnd"/>
+            <w:r>
+              <w:rPr>
+                <w:rFonts w:cstheme="minorHAnsi"/>
+                <w:b/>
+                <w:bCs/>
+                <w:sz w:val="20"/>
+                <w:szCs w:val="20"/>
+              </w:rPr>
+              <w:t xml:space="preserve"> </w:t>
+            </w:r>
+            <w:proofErr w:type="spellStart"/>
+            <w:r>
+              <w:rPr>
+                <w:rFonts w:cstheme="minorHAnsi"/>
+                <w:b/>
+                <w:bCs/>
+                <w:sz w:val="20"/>
+                <w:szCs w:val="20"/>
+              </w:rPr>
+              <w:t>Lembur</w:t>
+            </w:r>
+            <w:proofErr w:type="spellEnd"/>
           </w:p>
         </w:tc>
         <w:tc>
@@ -510,8 +674,20 @@
                 <w:sz w:val="20"/>
                 <w:szCs w:val="20"/>
               </w:rPr>
-              <w:t>Waktu SelesaiLembur</w:t>
+              <w:t xml:space="preserve">Waktu </w:t>
             </w:r>
+            <w:proofErr w:type="spellStart"/>
+            <w:r>
+              <w:rPr>
+                <w:rFonts w:cstheme="minorHAnsi"/>
+                <w:b/>
+                <w:bCs/>
+                <w:sz w:val="20"/>
+                <w:szCs w:val="20"/>
+              </w:rPr>
+              <w:t>SelesaiLembur</w:t>
+            </w:r>
+            <w:proofErr w:type="spellEnd"/>
           </w:p>
         </w:tc>
         <w:tc>
@@ -533,6 +709,7 @@
                 <w:szCs w:val="20"/>
               </w:rPr>
             </w:pPr>
+            <w:proofErr w:type="spellStart"/>
             <w:r>
               <w:rPr>
                 <w:rFonts w:cstheme="minorHAnsi"/>
@@ -543,11 +720,12 @@
               </w:rPr>
               <w:t>DurasiLembur</w:t>
             </w:r>
+            <w:proofErr w:type="spellEnd"/>
           </w:p>
         </w:tc>
         <w:tc>
           <w:tcPr>
-            <w:tcW w:w="3207" w:type="dxa"/>
+            <w:tcW w:w="3159" w:type="dxa"/>
             <w:vAlign w:val="center"/>
           </w:tcPr>
           <w:p>
@@ -564,6 +742,7 @@
                 <w:szCs w:val="20"/>
               </w:rPr>
             </w:pPr>
+            <w:proofErr w:type="spellStart"/>
             <w:r>
               <w:rPr>
                 <w:rFonts w:cstheme="minorHAnsi"/>
@@ -574,6 +753,7 @@
               </w:rPr>
               <w:t>Keterangan</w:t>
             </w:r>
+            <w:proofErr w:type="spellEnd"/>
           </w:p>
         </w:tc>
       </w:tr>
@@ -583,7 +763,7 @@
         </w:trPr>
         <w:tc>
           <w:tcPr>
-            <w:tcW w:w="461" w:type="dxa"/>
+            <w:tcW w:w="462" w:type="dxa"/>
           </w:tcPr>
           <w:p>
             <w:pPr>
@@ -611,7 +791,7 @@
         </w:tc>
         <w:tc>
           <w:tcPr>
-            <w:tcW w:w="1987" w:type="dxa"/>
+            <w:tcW w:w="2075" w:type="dxa"/>
           </w:tcPr>
           <w:p>
             <w:pPr>
@@ -632,7 +812,7 @@
                 <w:szCs w:val="20"/>
                 <w:lang w:val="en-US"/>
               </w:rPr>
-              <w:t>Senin</w:t>
+              <w:t xml:space="preserve">Selasa, </w:t>
             </w:r>
             <w:r>
               <w:rPr>
@@ -641,7 +821,7 @@
                 <w:szCs w:val="20"/>
                 <w:lang w:val="en-US"/>
               </w:rPr>
-              <w:t xml:space="preserve">, </w:t>
+              <w:t>15</w:t>
             </w:r>
             <w:r>
               <w:rPr>
@@ -650,7 +830,7 @@
                 <w:szCs w:val="20"/>
                 <w:lang w:val="en-US"/>
               </w:rPr>
-              <w:t>0</w:t>
+              <w:t>/0</w:t>
             </w:r>
             <w:r>
               <w:rPr>
@@ -659,7 +839,7 @@
                 <w:szCs w:val="20"/>
                 <w:lang w:val="en-US"/>
               </w:rPr>
-              <w:t>3</w:t>
+              <w:t>9</w:t>
             </w:r>
             <w:r>
               <w:rPr>
@@ -668,118 +848,13 @@
                 <w:szCs w:val="20"/>
                 <w:lang w:val="en-US"/>
               </w:rPr>
-              <w:t>/</w:t>
-            </w:r>
-            <w:r>
-              <w:rPr>
-                <w:rFonts w:cstheme="minorBidi"/>
-                <w:sz w:val="20"/>
-                <w:szCs w:val="20"/>
-                <w:lang w:val="en-US"/>
-              </w:rPr>
-              <w:t>0</w:t>
-            </w:r>
-            <w:r>
-              <w:rPr>
-                <w:rFonts w:cstheme="minorBidi"/>
-                <w:sz w:val="20"/>
-                <w:szCs w:val="20"/>
-                <w:lang w:val="en-US"/>
-              </w:rPr>
-              <w:t>8</w:t>
-            </w:r>
-            <w:r>
-              <w:rPr>
-                <w:rFonts w:cstheme="minorBidi"/>
-                <w:sz w:val="20"/>
-                <w:szCs w:val="20"/>
-                <w:lang w:val="en-US"/>
-              </w:rPr>
-              <w:t>/202</w:t>
-            </w:r>
-            <w:r>
-              <w:rPr>
-                <w:rFonts w:cstheme="minorBidi"/>
-                <w:sz w:val="20"/>
-                <w:szCs w:val="20"/>
-                <w:lang w:val="en-US"/>
-              </w:rPr>
-              <w:t>6</w:t>
+              <w:t>/2026</w:t>
             </w:r>
           </w:p>
         </w:tc>
         <w:tc>
           <w:tcPr>
-            <w:tcW w:w="1237" w:type="dxa"/>
-          </w:tcPr>
-          <w:p>
-            <w:pPr>
-              <w:tabs>
-                <w:tab w:val="left" w:pos="990"/>
-              </w:tabs>
-              <w:spacing w:line="259" w:lineRule="auto"/>
-              <w:jc w:val="center"/>
-            </w:pPr>
-            <w:r>
-              <w:t>19</w:t>
-            </w:r>
-            <w:r>
-              <w:t>:</w:t>
-            </w:r>
-            <w:r>
-              <w:t>0</w:t>
-            </w:r>
-            <w:r>
-              <w:t>0</w:t>
-            </w:r>
-          </w:p>
-        </w:tc>
-        <w:tc>
-          <w:tcPr>
-            <w:tcW w:w="1494" w:type="dxa"/>
-          </w:tcPr>
-          <w:p>
-            <w:pPr>
-              <w:tabs>
-                <w:tab w:val="left" w:pos="990"/>
-              </w:tabs>
-              <w:spacing w:line="259" w:lineRule="auto"/>
-              <w:jc w:val="center"/>
-            </w:pPr>
-            <w:r>
-              <w:t>21</w:t>
-            </w:r>
-            <w:r>
-              <w:t>:</w:t>
-            </w:r>
-            <w:r>
-              <w:t>0</w:t>
-            </w:r>
-            <w:r>
-              <w:t>0</w:t>
-            </w:r>
-          </w:p>
-        </w:tc>
-        <w:tc>
-          <w:tcPr>
-            <w:tcW w:w="1494" w:type="dxa"/>
-          </w:tcPr>
-          <w:p>
-            <w:pPr>
-              <w:tabs>
-                <w:tab w:val="left" w:pos="990"/>
-              </w:tabs>
-              <w:spacing w:line="259" w:lineRule="auto"/>
-              <w:jc w:val="center"/>
-            </w:pPr>
-            <w:r>
-              <w:t>2 jam</w:t>
-            </w:r>
-          </w:p>
-        </w:tc>
-        <w:tc>
-          <w:tcPr>
-            <w:tcW w:w="3207" w:type="dxa"/>
+            <w:tcW w:w="1229" w:type="dxa"/>
           </w:tcPr>
           <w:p>
             <w:pPr>
@@ -789,8 +864,6 @@
               <w:jc w:val="center"/>
               <w:rPr>
                 <w:rFonts w:cstheme="minorBidi"/>
-                <w:b/>
-                <w:bCs/>
                 <w:sz w:val="20"/>
                 <w:szCs w:val="20"/>
                 <w:lang w:val="en-US"/>
@@ -801,96 +874,18 @@
                 <w:rFonts w:cstheme="minorBidi"/>
                 <w:sz w:val="20"/>
                 <w:szCs w:val="20"/>
-              </w:rPr>
-              <w:t>Development Page3 For Miuhc Reborn 2026 Konven &amp; Syariah</w:t>
+                <w:lang w:val="en-US"/>
+              </w:rPr>
+              <w:t>1</w:t>
             </w:r>
-          </w:p>
-        </w:tc>
-      </w:tr>
-      <w:tr>
-        <w:trPr>
-          <w:trHeight w:val="371"/>
-        </w:trPr>
-        <w:tc>
-          <w:tcPr>
-            <w:tcW w:w="461" w:type="dxa"/>
-          </w:tcPr>
-          <w:p>
-            <w:pPr>
-              <w:tabs>
-                <w:tab w:val="left" w:pos="990"/>
-              </w:tabs>
-              <w:jc w:val="center"/>
-              <w:rPr>
-                <w:rFonts w:cstheme="minorHAnsi"/>
+            <w:r>
+              <w:rPr>
+                <w:rFonts w:cstheme="minorBidi"/>
                 <w:sz w:val="20"/>
                 <w:szCs w:val="20"/>
                 <w:lang w:val="en-US"/>
               </w:rPr>
-            </w:pPr>
-            <w:r>
-              <w:rPr>
-                <w:rFonts w:cstheme="minorHAnsi"/>
-                <w:sz w:val="20"/>
-                <w:szCs w:val="20"/>
-                <w:lang w:val="en-US"/>
-              </w:rPr>
-              <w:t>2</w:t>
-            </w:r>
-          </w:p>
-        </w:tc>
-        <w:tc>
-          <w:tcPr>
-            <w:tcW w:w="1987" w:type="dxa"/>
-          </w:tcPr>
-          <w:p>
-            <w:pPr>
-              <w:tabs>
-                <w:tab w:val="left" w:pos="990"/>
-              </w:tabs>
-              <w:rPr>
-                <w:rFonts w:cstheme="minorBidi"/>
-                <w:sz w:val="20"/>
-                <w:szCs w:val="20"/>
-                <w:lang w:val="en-US"/>
-              </w:rPr>
-            </w:pPr>
-            <w:r>
-              <w:rPr>
-                <w:rFonts w:cstheme="minorBidi"/>
-                <w:sz w:val="20"/>
-                <w:szCs w:val="20"/>
-                <w:lang w:val="en-US"/>
-              </w:rPr>
-              <w:t>Selasa, 04/08/2026</w:t>
-            </w:r>
-          </w:p>
-        </w:tc>
-        <w:tc>
-          <w:tcPr>
-            <w:tcW w:w="1237" w:type="dxa"/>
-          </w:tcPr>
-          <w:p>
-            <w:pPr>
-              <w:tabs>
-                <w:tab w:val="left" w:pos="990"/>
-              </w:tabs>
-              <w:jc w:val="center"/>
-              <w:rPr>
-                <w:rFonts w:cstheme="minorBidi"/>
-                <w:sz w:val="20"/>
-                <w:szCs w:val="20"/>
-                <w:lang w:val="en-US"/>
-              </w:rPr>
-            </w:pPr>
-            <w:r>
-              <w:rPr>
-                <w:rFonts w:cstheme="minorBidi"/>
-                <w:sz w:val="20"/>
-                <w:szCs w:val="20"/>
-                <w:lang w:val="en-US"/>
-              </w:rPr>
-              <w:t>19</w:t>
+              <w:t>8</w:t>
             </w:r>
             <w:r>
               <w:rPr>
@@ -945,7 +940,7 @@
                 <w:szCs w:val="20"/>
                 <w:lang w:val="en-US"/>
               </w:rPr>
-              <w:t>21</w:t>
+              <w:t>19</w:t>
             </w:r>
             <w:r>
               <w:rPr>
@@ -1000,13 +995,22 @@
                 <w:szCs w:val="20"/>
                 <w:lang w:val="en-US"/>
               </w:rPr>
-              <w:t>2 jam</w:t>
+              <w:t>1</w:t>
+            </w:r>
+            <w:r>
+              <w:rPr>
+                <w:rFonts w:cstheme="minorBidi"/>
+                <w:sz w:val="20"/>
+                <w:szCs w:val="20"/>
+                <w:lang w:val="en-US"/>
+              </w:rPr>
+              <w:t xml:space="preserve"> jam</w:t>
             </w:r>
           </w:p>
         </w:tc>
         <w:tc>
           <w:tcPr>
-            <w:tcW w:w="3207" w:type="dxa"/>
+            <w:tcW w:w="3159" w:type="dxa"/>
           </w:tcPr>
           <w:p>
             <w:pPr>
@@ -1027,7 +1031,7 @@
                 <w:sz w:val="20"/>
                 <w:szCs w:val="20"/>
               </w:rPr>
-              <w:t>Development Page3 For Miuhc Reborn 2026 Konven &amp; Syariah</w:t>
+              <w:t>Support join testing PPME Plus</w:t>
             </w:r>
           </w:p>
         </w:tc>
@@ -1038,7 +1042,7 @@
         </w:trPr>
         <w:tc>
           <w:tcPr>
-            <w:tcW w:w="461" w:type="dxa"/>
+            <w:tcW w:w="462" w:type="dxa"/>
           </w:tcPr>
           <w:p>
             <w:pPr>
@@ -1060,13 +1064,13 @@
                 <w:szCs w:val="20"/>
                 <w:lang w:val="en-US"/>
               </w:rPr>
-              <w:t>3</w:t>
+              <w:t>2</w:t>
             </w:r>
           </w:p>
         </w:tc>
         <w:tc>
           <w:tcPr>
-            <w:tcW w:w="1987" w:type="dxa"/>
+            <w:tcW w:w="2075" w:type="dxa"/>
           </w:tcPr>
           <w:p>
             <w:pPr>
@@ -1080,6 +1084,7 @@
                 <w:lang w:val="en-US"/>
               </w:rPr>
             </w:pPr>
+            <w:proofErr w:type="spellStart"/>
             <w:r>
               <w:rPr>
                 <w:rFonts w:cstheme="minorBidi"/>
@@ -1087,13 +1092,23 @@
                 <w:szCs w:val="20"/>
                 <w:lang w:val="en-US"/>
               </w:rPr>
-              <w:t>Kamis, 06/08/2026</w:t>
+              <w:t>Minggu</w:t>
+            </w:r>
+            <w:proofErr w:type="spellEnd"/>
+            <w:r>
+              <w:rPr>
+                <w:rFonts w:cstheme="minorBidi"/>
+                <w:sz w:val="20"/>
+                <w:szCs w:val="20"/>
+                <w:lang w:val="en-US"/>
+              </w:rPr>
+              <w:t>, 27/09/2026</w:t>
             </w:r>
           </w:p>
         </w:tc>
         <w:tc>
           <w:tcPr>
-            <w:tcW w:w="1237" w:type="dxa"/>
+            <w:tcW w:w="1229" w:type="dxa"/>
           </w:tcPr>
           <w:p>
             <w:pPr>
@@ -1115,7 +1130,7 @@
                 <w:szCs w:val="20"/>
                 <w:lang w:val="en-US"/>
               </w:rPr>
-              <w:t>19:00</w:t>
+              <w:t>14:00</w:t>
             </w:r>
           </w:p>
         </w:tc>
@@ -1143,7 +1158,16 @@
                 <w:szCs w:val="20"/>
                 <w:lang w:val="en-US"/>
               </w:rPr>
-              <w:t>21:00</w:t>
+              <w:t>16</w:t>
+            </w:r>
+            <w:r>
+              <w:rPr>
+                <w:rFonts w:cstheme="minorBidi"/>
+                <w:sz w:val="20"/>
+                <w:szCs w:val="20"/>
+                <w:lang w:val="en-US"/>
+              </w:rPr>
+              <w:t>:00</w:t>
             </w:r>
           </w:p>
         </w:tc>
@@ -1171,13 +1195,24 @@
                 <w:szCs w:val="20"/>
                 <w:lang w:val="en-US"/>
               </w:rPr>
-              <w:t>2 jam</w:t>
+              <w:t xml:space="preserve">2 </w:t>
             </w:r>
+            <w:proofErr w:type="gramStart"/>
+            <w:r>
+              <w:rPr>
+                <w:rFonts w:cstheme="minorBidi"/>
+                <w:sz w:val="20"/>
+                <w:szCs w:val="20"/>
+                <w:lang w:val="en-US"/>
+              </w:rPr>
+              <w:t>jam</w:t>
+            </w:r>
+            <w:proofErr w:type="gramEnd"/>
           </w:p>
         </w:tc>
         <w:tc>
           <w:tcPr>
-            <w:tcW w:w="3207" w:type="dxa"/>
+            <w:tcW w:w="3159" w:type="dxa"/>
           </w:tcPr>
           <w:p>
             <w:pPr>
@@ -1197,7 +1232,25 @@
                 <w:sz w:val="20"/>
                 <w:szCs w:val="20"/>
               </w:rPr>
-              <w:t xml:space="preserve">Development Page3 </w:t>
+              <w:t xml:space="preserve">Analisa new project </w:t>
+            </w:r>
+            <w:proofErr w:type="spellStart"/>
+            <w:r>
+              <w:rPr>
+                <w:rFonts w:cstheme="minorBidi"/>
+                <w:sz w:val="20"/>
+                <w:szCs w:val="20"/>
+              </w:rPr>
+              <w:t>adira</w:t>
+            </w:r>
+            <w:proofErr w:type="spellEnd"/>
+            <w:r>
+              <w:rPr>
+                <w:rFonts w:cstheme="minorBidi"/>
+                <w:sz w:val="20"/>
+                <w:szCs w:val="20"/>
+              </w:rPr>
+              <w:t xml:space="preserve"> micro </w:t>
             </w:r>
             <w:r>
               <w:rPr>
@@ -1205,7 +1258,7 @@
                 <w:sz w:val="20"/>
                 <w:szCs w:val="20"/>
               </w:rPr>
-              <w:t xml:space="preserve">&amp; handle jira </w:t>
+              <w:t>MPL</w:t>
             </w:r>
             <w:r>
               <w:rPr>
@@ -1213,8 +1266,18 @@
                 <w:sz w:val="20"/>
                 <w:szCs w:val="20"/>
               </w:rPr>
-              <w:t>For Miuhc Reborn 2026 Konven &amp; Syariah</w:t>
+              <w:t xml:space="preserve"> &amp; </w:t>
             </w:r>
+            <w:proofErr w:type="spellStart"/>
+            <w:r>
+              <w:rPr>
+                <w:rFonts w:cstheme="minorBidi"/>
+                <w:sz w:val="20"/>
+                <w:szCs w:val="20"/>
+              </w:rPr>
+              <w:t>TwoWheeler</w:t>
+            </w:r>
+            <w:proofErr w:type="spellEnd"/>
           </w:p>
         </w:tc>
       </w:tr>
@@ -1224,7 +1287,7 @@
         </w:trPr>
         <w:tc>
           <w:tcPr>
-            <w:tcW w:w="461" w:type="dxa"/>
+            <w:tcW w:w="462" w:type="dxa"/>
           </w:tcPr>
           <w:p>
             <w:pPr>
@@ -1246,13 +1309,13 @@
                 <w:szCs w:val="20"/>
                 <w:lang w:val="en-US"/>
               </w:rPr>
-              <w:t>4</w:t>
+              <w:t>3</w:t>
             </w:r>
           </w:p>
         </w:tc>
         <w:tc>
           <w:tcPr>
-            <w:tcW w:w="1987" w:type="dxa"/>
+            <w:tcW w:w="2075" w:type="dxa"/>
           </w:tcPr>
           <w:p>
             <w:pPr>
@@ -1273,13 +1336,58 @@
                 <w:szCs w:val="20"/>
                 <w:lang w:val="en-US"/>
               </w:rPr>
-              <w:t>Selasa, 18/08/2026</w:t>
+              <w:t>Rabu</w:t>
+            </w:r>
+            <w:r>
+              <w:rPr>
+                <w:rFonts w:cstheme="minorBidi"/>
+                <w:sz w:val="20"/>
+                <w:szCs w:val="20"/>
+                <w:lang w:val="en-US"/>
+              </w:rPr>
+              <w:t xml:space="preserve">, </w:t>
+            </w:r>
+            <w:r>
+              <w:rPr>
+                <w:rFonts w:cstheme="minorBidi"/>
+                <w:sz w:val="20"/>
+                <w:szCs w:val="20"/>
+                <w:lang w:val="en-US"/>
+              </w:rPr>
+              <w:t>30</w:t>
+            </w:r>
+            <w:r>
+              <w:rPr>
+                <w:rFonts w:cstheme="minorBidi"/>
+                <w:sz w:val="20"/>
+                <w:szCs w:val="20"/>
+                <w:lang w:val="en-US"/>
+              </w:rPr>
+              <w:t>/0</w:t>
+            </w:r>
+            <w:r>
+              <w:rPr>
+                <w:rFonts w:cstheme="minorBidi"/>
+                <w:sz w:val="20"/>
+                <w:szCs w:val="20"/>
+                <w:lang w:val="en-US"/>
+              </w:rPr>
+              <w:t>9</w:t>
+            </w:r>
+            <w:r>
+              <w:rPr>
+                <w:rFonts w:cstheme="minorBidi"/>
+                <w:sz w:val="20"/>
+                <w:szCs w:val="20"/>
+                <w:lang w:val="en-US"/>
+              </w:rPr>
+              <w:t>/2026</w:t>
             </w:r>
           </w:p>
         </w:tc>
         <w:tc>
           <w:tcPr>
-            <w:tcW w:w="1237" w:type="dxa"/>
+            <w:tcW w:w="1229" w:type="dxa"/>
           </w:tcPr>
           <w:p>
             <w:pPr>
@@ -1301,7 +1409,34 @@
                 <w:szCs w:val="20"/>
                 <w:lang w:val="en-US"/>
               </w:rPr>
-              <w:t>20:00</w:t>
+              <w:t>19</w:t>
+            </w:r>
+            <w:r>
+              <w:rPr>
+                <w:rFonts w:cstheme="minorBidi"/>
+                <w:sz w:val="20"/>
+                <w:szCs w:val="20"/>
+                <w:lang w:val="en-US"/>
+              </w:rPr>
+              <w:t>:</w:t>
+            </w:r>
+            <w:r>
+              <w:rPr>
+                <w:rFonts w:cstheme="minorBidi"/>
+                <w:sz w:val="20"/>
+                <w:szCs w:val="20"/>
+                <w:lang w:val="en-US"/>
+              </w:rPr>
+              <w:t>3</w:t>
+            </w:r>
+            <w:r>
+              <w:rPr>
+                <w:rFonts w:cstheme="minorBidi"/>
+                <w:sz w:val="20"/>
+                <w:szCs w:val="20"/>
+                <w:lang w:val="en-US"/>
+              </w:rPr>
+              <w:t>0</w:t>
             </w:r>
           </w:p>
         </w:tc>
@@ -1357,13 +1492,33 @@
                 <w:szCs w:val="20"/>
                 <w:lang w:val="en-US"/>
               </w:rPr>
-              <w:t>1,5 jam</w:t>
+              <w:t>2</w:t>
             </w:r>
+            <w:r>
+              <w:rPr>
+                <w:rFonts w:cstheme="minorBidi"/>
+                <w:sz w:val="20"/>
+                <w:szCs w:val="20"/>
+                <w:lang w:val="en-US"/>
+              </w:rPr>
+              <w:t xml:space="preserve"> </w:t>
+            </w:r>
+            <w:proofErr w:type="gramStart"/>
+            <w:r>
+              <w:rPr>
+                <w:rFonts w:cstheme="minorBidi"/>
+                <w:sz w:val="20"/>
+                <w:szCs w:val="20"/>
+                <w:lang w:val="en-US"/>
+              </w:rPr>
+              <w:t>jam</w:t>
+            </w:r>
+            <w:proofErr w:type="gramEnd"/>
           </w:p>
         </w:tc>
         <w:tc>
           <w:tcPr>
-            <w:tcW w:w="3207" w:type="dxa"/>
+            <w:tcW w:w="3159" w:type="dxa"/>
           </w:tcPr>
           <w:p>
             <w:pPr>
@@ -1383,185 +1538,7 @@
                 <w:sz w:val="20"/>
                 <w:szCs w:val="20"/>
               </w:rPr>
-              <w:t>Development Page3 &amp; handle jira For Miuhc Reborn 2026 Konven &amp; Syariah</w:t>
-            </w:r>
-            <w:r>
-              <w:rPr>
-                <w:rFonts w:cstheme="minorBidi"/>
-                <w:sz w:val="20"/>
-                <w:szCs w:val="20"/>
-              </w:rPr>
-              <w:t xml:space="preserve"> , Enhance NCB PPME In branch</w:t>
-            </w:r>
-          </w:p>
-        </w:tc>
-      </w:tr>
-      <w:tr>
-        <w:trPr>
-          <w:trHeight w:val="371"/>
-        </w:trPr>
-        <w:tc>
-          <w:tcPr>
-            <w:tcW w:w="461" w:type="dxa"/>
-          </w:tcPr>
-          <w:p>
-            <w:pPr>
-              <w:tabs>
-                <w:tab w:val="left" w:pos="990"/>
-              </w:tabs>
-              <w:jc w:val="center"/>
-              <w:rPr>
-                <w:rFonts w:cstheme="minorHAnsi"/>
-                <w:sz w:val="20"/>
-                <w:szCs w:val="20"/>
-                <w:lang w:val="en-US"/>
-              </w:rPr>
-            </w:pPr>
-            <w:r>
-              <w:rPr>
-                <w:rFonts w:cstheme="minorHAnsi"/>
-                <w:sz w:val="20"/>
-                <w:szCs w:val="20"/>
-                <w:lang w:val="en-US"/>
-              </w:rPr>
-              <w:t>5</w:t>
-            </w:r>
-          </w:p>
-        </w:tc>
-        <w:tc>
-          <w:tcPr>
-            <w:tcW w:w="1987" w:type="dxa"/>
-          </w:tcPr>
-          <w:p>
-            <w:pPr>
-              <w:tabs>
-                <w:tab w:val="left" w:pos="990"/>
-              </w:tabs>
-              <w:rPr>
-                <w:rFonts w:cstheme="minorBidi"/>
-                <w:sz w:val="20"/>
-                <w:szCs w:val="20"/>
-                <w:lang w:val="en-US"/>
-              </w:rPr>
-            </w:pPr>
-            <w:r>
-              <w:rPr>
-                <w:rFonts w:cstheme="minorBidi"/>
-                <w:sz w:val="20"/>
-                <w:szCs w:val="20"/>
-                <w:lang w:val="en-US"/>
-              </w:rPr>
-              <w:t>Selasa, 25/08/2026</w:t>
-            </w:r>
-          </w:p>
-        </w:tc>
-        <w:tc>
-          <w:tcPr>
-            <w:tcW w:w="1237" w:type="dxa"/>
-          </w:tcPr>
-          <w:p>
-            <w:pPr>
-              <w:tabs>
-                <w:tab w:val="left" w:pos="990"/>
-              </w:tabs>
-              <w:jc w:val="center"/>
-              <w:rPr>
-                <w:rFonts w:cstheme="minorBidi"/>
-                <w:sz w:val="20"/>
-                <w:szCs w:val="20"/>
-                <w:lang w:val="en-US"/>
-              </w:rPr>
-            </w:pPr>
-            <w:r>
-              <w:rPr>
-                <w:rFonts w:cstheme="minorBidi"/>
-                <w:sz w:val="20"/>
-                <w:szCs w:val="20"/>
-                <w:lang w:val="en-US"/>
-              </w:rPr>
-              <w:t>09:00</w:t>
-            </w:r>
-          </w:p>
-        </w:tc>
-        <w:tc>
-          <w:tcPr>
-            <w:tcW w:w="1494" w:type="dxa"/>
-          </w:tcPr>
-          <w:p>
-            <w:pPr>
-              <w:tabs>
-                <w:tab w:val="left" w:pos="990"/>
-              </w:tabs>
-              <w:jc w:val="center"/>
-              <w:rPr>
-                <w:rFonts w:cstheme="minorBidi"/>
-                <w:sz w:val="20"/>
-                <w:szCs w:val="20"/>
-                <w:lang w:val="en-US"/>
-              </w:rPr>
-            </w:pPr>
-            <w:r>
-              <w:rPr>
-                <w:rFonts w:cstheme="minorBidi"/>
-                <w:sz w:val="20"/>
-                <w:szCs w:val="20"/>
-                <w:lang w:val="en-US"/>
-              </w:rPr>
-              <w:t>13:30</w:t>
-            </w:r>
-          </w:p>
-        </w:tc>
-        <w:tc>
-          <w:tcPr>
-            <w:tcW w:w="1494" w:type="dxa"/>
-          </w:tcPr>
-          <w:p>
-            <w:pPr>
-              <w:tabs>
-                <w:tab w:val="left" w:pos="990"/>
-              </w:tabs>
-              <w:jc w:val="center"/>
-              <w:rPr>
-                <w:rFonts w:cstheme="minorBidi"/>
-                <w:sz w:val="20"/>
-                <w:szCs w:val="20"/>
-                <w:lang w:val="en-US"/>
-              </w:rPr>
-            </w:pPr>
-            <w:r>
-              <w:rPr>
-                <w:rFonts w:cstheme="minorBidi"/>
-                <w:sz w:val="20"/>
-                <w:szCs w:val="20"/>
-                <w:lang w:val="en-US"/>
-              </w:rPr>
-              <w:t>4,5 jam</w:t>
-            </w:r>
-          </w:p>
-        </w:tc>
-        <w:tc>
-          <w:tcPr>
-            <w:tcW w:w="3207" w:type="dxa"/>
-          </w:tcPr>
-          <w:p>
-            <w:pPr>
-              <w:tabs>
-                <w:tab w:val="left" w:pos="990"/>
-              </w:tabs>
-              <w:jc w:val="center"/>
-              <w:rPr>
-                <w:rFonts w:cstheme="minorBidi"/>
-                <w:sz w:val="20"/>
-                <w:szCs w:val="20"/>
-              </w:rPr>
-            </w:pPr>
-            <w:r>
-              <w:rPr>
-                <w:rFonts w:cstheme="minorBidi"/>
-                <w:sz w:val="20"/>
-                <w:szCs w:val="20"/>
-              </w:rPr>
-              <w:t>Support Rehersal NCB PPME &amp; stand by for FT MIUHC 2026</w:t>
+              <w:t>Retrofit PPME plus object to deploy in casregn1</w:t>
             </w:r>
           </w:p>
         </w:tc>
@@ -1576,12 +1553,14 @@
           <w:lang w:val="en-US"/>
         </w:rPr>
       </w:pPr>
+      <w:proofErr w:type="spellStart"/>
       <w:r>
         <w:rPr>
           <w:lang w:val="en-US"/>
         </w:rPr>
         <w:t>Menyatakan</w:t>
       </w:r>
+      <w:proofErr w:type="spellEnd"/>
       <w:r>
         <w:rPr>
           <w:lang w:val="en-US"/>
@@ -1629,7 +1608,20 @@
           <w:lang w:val="en-US"/>
         </w:rPr>
         <w:tab/>
-        <w:t>Mengetahui,</w:t>
+      </w:r>
+      <w:proofErr w:type="spellStart"/>
+      <w:r>
+        <w:rPr>
+          <w:lang w:val="en-US"/>
+        </w:rPr>
+        <w:t>Mengetahui</w:t>
+      </w:r>
+      <w:proofErr w:type="spellEnd"/>
+      <w:r>
+        <w:rPr>
+          <w:lang w:val="en-US"/>
+        </w:rPr>
+        <w:t>,</w:t>
       </w:r>
     </w:p>
     <w:p>
@@ -1889,7 +1881,7 @@
 </file>
 
 <file path=word/endnotes.xml><?xml version="1.0" encoding="utf-8"?>
-<w:endnotes xmlns:wpc="http://schemas.microsoft.com/office/word/2010/wordprocessingCanvas" xmlns:cx="http://schemas.microsoft.com/office/drawing/2014/chartex" xmlns:cx1="http://schemas.microsoft.com/office/drawing/2015/9/8/chartex" xmlns:cx2="http://schemas.microsoft.com/office/drawing/2015/10/21/chartex" xmlns:cx3="http://schemas.microsoft.com/office/drawing/2016/5/9/chartex" xmlns:cx4="http://schemas.microsoft.com/office/drawing/2016/5/10/chartex" xmlns:cx5="http://schemas.microsoft.com/office/drawing/2016/5/11/chartex" xmlns:cx6="http://schemas.microsoft.com/office/drawing/2016/5/12/chartex" xmlns:cx7="http://schemas.microsoft.com/office/drawing/2016/5/13/chartex" xmlns:cx8="http://schemas.microsoft.com/office/drawing/2016/5/14/chartex" xmlns:mc="http://schemas.openxmlformats.org/markup-compatibility/2006" xmlns:aink="http://schemas.microsoft.com/office/drawing/2016/ink" xmlns:am3d="http://schemas.microsoft.com/office/drawing/2017/model3d" xmlns:o="urn:schemas-microsoft-com:office:office" xmlns:oel="http://schemas.microsoft.com/office/2019/extlst" xmlns:r="http://schemas.openxmlformats.org/officeDocument/2006/relationships" xmlns:m="http://schemas.openxmlformats.org/officeDocument/2006/math" xmlns:v="urn:schemas-microsoft-com:vml" xmlns:wp14="http://schemas.microsoft.com/office/word/2010/wordprocessingDrawing" xmlns:wp="http://schemas.openxmlformats.org/drawingml/2006/wordprocessingDrawing" xmlns:w10="urn:schemas-microsoft-com:office:word" xmlns:w="http://schemas.openxmlformats.org/wordprocessingml/2006/main" xmlns:w14="http://schemas.microsoft.com/office/word/2010/wordml" xmlns:w15="http://schemas.microsoft.com/office/word/2012/wordml" xmlns:w16cei="http://schemas.microsoft.com/office/word/2026/wordml/cei" xmlns:w16cex="http://schemas.microsoft.com/office/word/2018/wordml/cex" xmlns:w16cid="http://schemas.microsoft.com/office/word/2016/wordml/cid" xmlns:w16="http://schemas.microsoft.com/office/word/2018/wordml" xmlns:w16du="http://schemas.microsoft.com/office/word/2023/wordml/word16du" xmlns:w16sdtdh="http://schemas.microsoft.com/office/word/2020/wordml/sdtdatahash" xmlns:w16sdtfl="http://schemas.microsoft.com/office/word/2024/wordml/sdtformatlock" xmlns:w16se="http://schemas.microsoft.com/office/word/2015/wordml/symex" xmlns:wpg="http://schemas.microsoft.com/office/word/2010/wordprocessingGroup" xmlns:wpi="http://schemas.microsoft.com/office/word/2010/wordprocessingInk" xmlns:wne="http://schemas.microsoft.com/office/word/2006/wordml" xmlns:wps="http://schemas.microsoft.com/office/word/2010/wordprocessingShape" mc:Ignorable="w14 w15 w16se w16cid w16 w16cex w16sdtdh w16sdtfl w16du wp14">
+<w:endnotes xmlns:wpc="http://schemas.microsoft.com/office/word/2010/wordprocessingCanvas" xmlns:cx="http://schemas.microsoft.com/office/drawing/2014/chartex" xmlns:cx1="http://schemas.microsoft.com/office/drawing/2015/9/8/chartex" xmlns:cx2="http://schemas.microsoft.com/office/drawing/2015/10/21/chartex" xmlns:cx3="http://schemas.microsoft.com/office/drawing/2016/5/9/chartex" xmlns:cx4="http://schemas.microsoft.com/office/drawing/2016/5/10/chartex" xmlns:cx5="http://schemas.microsoft.com/office/drawing/2016/5/11/chartex" xmlns:cx6="http://schemas.microsoft.com/office/drawing/2016/5/12/chartex" xmlns:cx7="http://schemas.microsoft.com/office/drawing/2016/5/13/chartex" xmlns:cx8="http://schemas.microsoft.com/office/drawing/2016/5/14/chartex" xmlns:mc="http://schemas.openxmlformats.org/markup-compatibility/2006" xmlns:aink="http://schemas.microsoft.com/office/drawing/2016/ink" xmlns:am3d="http://schemas.microsoft.com/office/drawing/2017/model3d" xmlns:o="urn:schemas-microsoft-com:office:office" xmlns:oel="http://schemas.microsoft.com/office/2019/extlst" xmlns:r="http://schemas.openxmlformats.org/officeDocument/2006/relationships" xmlns:m="http://schemas.openxmlformats.org/officeDocument/2006/math" xmlns:v="urn:schemas-microsoft-com:vml" xmlns:wp14="http://schemas.microsoft.com/office/word/2010/wordprocessingDrawing" xmlns:wp="http://schemas.openxmlformats.org/drawingml/2006/wordprocessingDrawing" xmlns:w10="urn:schemas-microsoft-com:office:word" xmlns:w="http://schemas.openxmlformats.org/wordprocessingml/2006/main" xmlns:w14="http://schemas.microsoft.com/office/word/2010/wordml" xmlns:w15="http://schemas.microsoft.com/office/word/2012/wordml" xmlns:w16cex="http://schemas.microsoft.com/office/word/2018/wordml/cex" xmlns:w16cid="http://schemas.microsoft.com/office/word/2016/wordml/cid" xmlns:w16="http://schemas.microsoft.com/office/word/2018/wordml" xmlns:w16du="http://schemas.microsoft.com/office/word/2023/wordml/word16du" xmlns:w16sdtdh="http://schemas.microsoft.com/office/word/2020/wordml/sdtdatahash" xmlns:w16sdtfl="http://schemas.microsoft.com/office/word/2024/wordml/sdtformatlock" xmlns:w16se="http://schemas.microsoft.com/office/word/2015/wordml/symex" xmlns:wpg="http://schemas.microsoft.com/office/word/2010/wordprocessingGroup" xmlns:wpi="http://schemas.microsoft.com/office/word/2010/wordprocessingInk" xmlns:wne="http://schemas.microsoft.com/office/word/2006/wordml" xmlns:wps="http://schemas.microsoft.com/office/word/2010/wordprocessingShape" mc:Ignorable="w14 w15 w16se w16cid w16 w16cex w16sdtdh w16sdtfl w16du wp14">
   <w:endnote w:type="separator" w:id="-1">
     <w:p>
       <w:pPr>
@@ -1914,7 +1906,7 @@
 </file>
 
 <file path=word/footer1.xml><?xml version="1.0" encoding="utf-8"?>
-<w:ftr xmlns:wpc="http://schemas.microsoft.com/office/word/2010/wordprocessingCanvas" xmlns:cx="http://schemas.microsoft.com/office/drawing/2014/chartex" xmlns:cx1="http://schemas.microsoft.com/office/drawing/2015/9/8/chartex" xmlns:cx2="http://schemas.microsoft.com/office/drawing/2015/10/21/chartex" xmlns:cx3="http://schemas.microsoft.com/office/drawing/2016/5/9/chartex" xmlns:cx4="http://schemas.microsoft.com/office/drawing/2016/5/10/chartex" xmlns:cx5="http://schemas.microsoft.com/office/drawing/2016/5/11/chartex" xmlns:cx6="http://schemas.microsoft.com/office/drawing/2016/5/12/chartex" xmlns:cx7="http://schemas.microsoft.com/office/drawing/2016/5/13/chartex" xmlns:cx8="http://schemas.microsoft.com/office/drawing/2016/5/14/chartex" xmlns:mc="http://schemas.openxmlformats.org/markup-compatibility/2006" xmlns:aink="http://schemas.microsoft.com/office/drawing/2016/ink" xmlns:am3d="http://schemas.microsoft.com/office/drawing/2017/model3d" xmlns:o="urn:schemas-microsoft-com:office:office" xmlns:oel="http://schemas.microsoft.com/office/2019/extlst" xmlns:r="http://schemas.openxmlformats.org/officeDocument/2006/relationships" xmlns:m="http://schemas.openxmlformats.org/officeDocument/2006/math" xmlns:v="urn:schemas-microsoft-com:vml" xmlns:wp14="http://schemas.microsoft.com/office/word/2010/wordprocessingDrawing" xmlns:wp="http://schemas.openxmlformats.org/drawingml/2006/wordprocessingDrawing" xmlns:w10="urn:schemas-microsoft-com:office:word" xmlns:w="http://schemas.openxmlformats.org/wordprocessingml/2006/main" xmlns:w14="http://schemas.microsoft.com/office/word/2010/wordml" xmlns:w15="http://schemas.microsoft.com/office/word/2012/wordml" xmlns:w16cei="http://schemas.microsoft.com/office/word/2026/wordml/cei" xmlns:w16cex="http://schemas.microsoft.com/office/word/2018/wordml/cex" xmlns:w16cid="http://schemas.microsoft.com/office/word/2016/wordml/cid" xmlns:w16="http://schemas.microsoft.com/office/word/2018/wordml" xmlns:w16du="http://schemas.microsoft.com/office/word/2023/wordml/word16du" xmlns:w16sdtdh="http://schemas.microsoft.com/office/word/2020/wordml/sdtdatahash" xmlns:w16sdtfl="http://schemas.microsoft.com/office/word/2024/wordml/sdtformatlock" xmlns:w16se="http://schemas.microsoft.com/office/word/2015/wordml/symex" xmlns:wpg="http://schemas.microsoft.com/office/word/2010/wordprocessingGroup" xmlns:wpi="http://schemas.microsoft.com/office/word/2010/wordprocessingInk" xmlns:wne="http://schemas.microsoft.com/office/word/2006/wordml" xmlns:wps="http://schemas.microsoft.com/office/word/2010/wordprocessingShape" mc:Ignorable="w14 w15 w16se w16cid w16 w16cex w16sdtdh w16sdtfl w16du wp14">
+<w:ftr xmlns:wpc="http://schemas.microsoft.com/office/word/2010/wordprocessingCanvas" xmlns:cx="http://schemas.microsoft.com/office/drawing/2014/chartex" xmlns:cx1="http://schemas.microsoft.com/office/drawing/2015/9/8/chartex" xmlns:cx2="http://schemas.microsoft.com/office/drawing/2015/10/21/chartex" xmlns:cx3="http://schemas.microsoft.com/office/drawing/2016/5/9/chartex" xmlns:cx4="http://schemas.microsoft.com/office/drawing/2016/5/10/chartex" xmlns:cx5="http://schemas.microsoft.com/office/drawing/2016/5/11/chartex" xmlns:cx6="http://schemas.microsoft.com/office/drawing/2016/5/12/chartex" xmlns:cx7="http://schemas.microsoft.com/office/drawing/2016/5/13/chartex" xmlns:cx8="http://schemas.microsoft.com/office/drawing/2016/5/14/chartex" xmlns:mc="http://schemas.openxmlformats.org/markup-compatibility/2006" xmlns:aink="http://schemas.microsoft.com/office/drawing/2016/ink" xmlns:am3d="http://schemas.microsoft.com/office/drawing/2017/model3d" xmlns:o="urn:schemas-microsoft-com:office:office" xmlns:oel="http://schemas.microsoft.com/office/2019/extlst" xmlns:r="http://schemas.openxmlformats.org/officeDocument/2006/relationships" xmlns:m="http://schemas.openxmlformats.org/officeDocument/2006/math" xmlns:v="urn:schemas-microsoft-com:vml" xmlns:wp14="http://schemas.microsoft.com/office/word/2010/wordprocessingDrawing" xmlns:wp="http://schemas.openxmlformats.org/drawingml/2006/wordprocessingDrawing" xmlns:w10="urn:schemas-microsoft-com:office:word" xmlns:w="http://schemas.openxmlformats.org/wordprocessingml/2006/main" xmlns:w14="http://schemas.microsoft.com/office/word/2010/wordml" xmlns:w15="http://schemas.microsoft.com/office/word/2012/wordml" xmlns:w16cex="http://schemas.microsoft.com/office/word/2018/wordml/cex" xmlns:w16cid="http://schemas.microsoft.com/office/word/2016/wordml/cid" xmlns:w16="http://schemas.microsoft.com/office/word/2018/wordml" xmlns:w16du="http://schemas.microsoft.com/office/word/2023/wordml/word16du" xmlns:w16sdtdh="http://schemas.microsoft.com/office/word/2020/wordml/sdtdatahash" xmlns:w16sdtfl="http://schemas.microsoft.com/office/word/2024/wordml/sdtformatlock" xmlns:w16se="http://schemas.microsoft.com/office/word/2015/wordml/symex" xmlns:wpg="http://schemas.microsoft.com/office/word/2010/wordprocessingGroup" xmlns:wpi="http://schemas.microsoft.com/office/word/2010/wordprocessingInk" xmlns:wne="http://schemas.microsoft.com/office/word/2006/wordml" xmlns:wps="http://schemas.microsoft.com/office/word/2010/wordprocessingShape" mc:Ignorable="w14 w15 w16se w16cid w16 w16cex w16sdtdh w16sdtfl w16du wp14">
   <w:p>
     <w:pPr>
       <w:pStyle w:val="Footer"/>
@@ -1924,7 +1916,7 @@
 </file>
 
 <file path=word/footer2.xml><?xml version="1.0" encoding="utf-8"?>
-<w:ftr xmlns:wpc="http://schemas.microsoft.com/office/word/2010/wordprocessingCanvas" xmlns:cx="http://schemas.microsoft.com/office/drawing/2014/chartex" xmlns:cx1="http://schemas.microsoft.com/office/drawing/2015/9/8/chartex" xmlns:cx2="http://schemas.microsoft.com/office/drawing/2015/10/21/chartex" xmlns:cx3="http://schemas.microsoft.com/office/drawing/2016/5/9/chartex" xmlns:cx4="http://schemas.microsoft.com/office/drawing/2016/5/10/chartex" xmlns:cx5="http://schemas.microsoft.com/office/drawing/2016/5/11/chartex" xmlns:cx6="http://schemas.microsoft.com/office/drawing/2016/5/12/chartex" xmlns:cx7="http://schemas.microsoft.com/office/drawing/2016/5/13/chartex" xmlns:cx8="http://schemas.microsoft.com/office/drawing/2016/5/14/chartex" xmlns:mc="http://schemas.openxmlformats.org/markup-compatibility/2006" xmlns:aink="http://schemas.microsoft.com/office/drawing/2016/ink" xmlns:am3d="http://schemas.microsoft.com/office/drawing/2017/model3d" xmlns:o="urn:schemas-microsoft-com:office:office" xmlns:oel="http://schemas.microsoft.com/office/2019/extlst" xmlns:r="http://schemas.openxmlformats.org/officeDocument/2006/relationships" xmlns:m="http://schemas.openxmlformats.org/officeDocument/2006/math" xmlns:v="urn:schemas-microsoft-com:vml" xmlns:wp14="http://schemas.microsoft.com/office/word/2010/wordprocessingDrawing" xmlns:wp="http://schemas.openxmlformats.org/drawingml/2006/wordprocessingDrawing" xmlns:w10="urn:schemas-microsoft-com:office:word" xmlns:w="http://schemas.openxmlformats.org/wordprocessingml/2006/main" xmlns:w14="http://schemas.microsoft.com/office/word/2010/wordml" xmlns:w15="http://schemas.microsoft.com/office/word/2012/wordml" xmlns:w16cei="http://schemas.microsoft.com/office/word/2026/wordml/cei" xmlns:w16cex="http://schemas.microsoft.com/office/word/2018/wordml/cex" xmlns:w16cid="http://schemas.microsoft.com/office/word/2016/wordml/cid" xmlns:w16="http://schemas.microsoft.com/office/word/2018/wordml" xmlns:w16du="http://schemas.microsoft.com/office/word/2023/wordml/word16du" xmlns:w16sdtdh="http://schemas.microsoft.com/office/word/2020/wordml/sdtdatahash" xmlns:w16sdtfl="http://schemas.microsoft.com/office/word/2024/wordml/sdtformatlock" xmlns:w16se="http://schemas.microsoft.com/office/word/2015/wordml/symex" xmlns:wpg="http://schemas.microsoft.com/office/word/2010/wordprocessingGroup" xmlns:wpi="http://schemas.microsoft.com/office/word/2010/wordprocessingInk" xmlns:wne="http://schemas.microsoft.com/office/word/2006/wordml" xmlns:wps="http://schemas.microsoft.com/office/word/2010/wordprocessingShape" mc:Ignorable="w14 w15 w16se w16cid w16 w16cex w16sdtdh w16sdtfl w16du wp14">
+<w:ftr xmlns:wpc="http://schemas.microsoft.com/office/word/2010/wordprocessingCanvas" xmlns:cx="http://schemas.microsoft.com/office/drawing/2014/chartex" xmlns:cx1="http://schemas.microsoft.com/office/drawing/2015/9/8/chartex" xmlns:cx2="http://schemas.microsoft.com/office/drawing/2015/10/21/chartex" xmlns:cx3="http://schemas.microsoft.com/office/drawing/2016/5/9/chartex" xmlns:cx4="http://schemas.microsoft.com/office/drawing/2016/5/10/chartex" xmlns:cx5="http://schemas.microsoft.com/office/drawing/2016/5/11/chartex" xmlns:cx6="http://schemas.microsoft.com/office/drawing/2016/5/12/chartex" xmlns:cx7="http://schemas.microsoft.com/office/drawing/2016/5/13/chartex" xmlns:cx8="http://schemas.microsoft.com/office/drawing/2016/5/14/chartex" xmlns:mc="http://schemas.openxmlformats.org/markup-compatibility/2006" xmlns:aink="http://schemas.microsoft.com/office/drawing/2016/ink" xmlns:am3d="http://schemas.microsoft.com/office/drawing/2017/model3d" xmlns:o="urn:schemas-microsoft-com:office:office" xmlns:oel="http://schemas.microsoft.com/office/2019/extlst" xmlns:r="http://schemas.openxmlformats.org/officeDocument/2006/relationships" xmlns:m="http://schemas.openxmlformats.org/officeDocument/2006/math" xmlns:v="urn:schemas-microsoft-com:vml" xmlns:wp14="http://schemas.microsoft.com/office/word/2010/wordprocessingDrawing" xmlns:wp="http://schemas.openxmlformats.org/drawingml/2006/wordprocessingDrawing" xmlns:w10="urn:schemas-microsoft-com:office:word" xmlns:w="http://schemas.openxmlformats.org/wordprocessingml/2006/main" xmlns:w14="http://schemas.microsoft.com/office/word/2010/wordml" xmlns:w15="http://schemas.microsoft.com/office/word/2012/wordml" xmlns:w16cex="http://schemas.microsoft.com/office/word/2018/wordml/cex" xmlns:w16cid="http://schemas.microsoft.com/office/word/2016/wordml/cid" xmlns:w16="http://schemas.microsoft.com/office/word/2018/wordml" xmlns:w16du="http://schemas.microsoft.com/office/word/2023/wordml/word16du" xmlns:w16sdtdh="http://schemas.microsoft.com/office/word/2020/wordml/sdtdatahash" xmlns:w16sdtfl="http://schemas.microsoft.com/office/word/2024/wordml/sdtformatlock" xmlns:w16se="http://schemas.microsoft.com/office/word/2015/wordml/symex" xmlns:wpg="http://schemas.microsoft.com/office/word/2010/wordprocessingGroup" xmlns:wpi="http://schemas.microsoft.com/office/word/2010/wordprocessingInk" xmlns:wne="http://schemas.microsoft.com/office/word/2006/wordml" xmlns:wps="http://schemas.microsoft.com/office/word/2010/wordprocessingShape" mc:Ignorable="w14 w15 w16se w16cid w16 w16cex w16sdtdh w16sdtfl w16du wp14">
   <w:p>
     <w:pPr>
       <w:pStyle w:val="NoSpacing"/>
@@ -1939,7 +1931,7 @@
 </file>
 
 <file path=word/footer3.xml><?xml version="1.0" encoding="utf-8"?>
-<w:ftr xmlns:wpc="http://schemas.microsoft.com/office/word/2010/wordprocessingCanvas" xmlns:cx="http://schemas.microsoft.com/office/drawing/2014/chartex" xmlns:cx1="http://schemas.microsoft.com/office/drawing/2015/9/8/chartex" xmlns:cx2="http://schemas.microsoft.com/office/drawing/2015/10/21/chartex" xmlns:cx3="http://schemas.microsoft.com/office/drawing/2016/5/9/chartex" xmlns:cx4="http://schemas.microsoft.com/office/drawing/2016/5/10/chartex" xmlns:cx5="http://schemas.microsoft.com/office/drawing/2016/5/11/chartex" xmlns:cx6="http://schemas.microsoft.com/office/drawing/2016/5/12/chartex" xmlns:cx7="http://schemas.microsoft.com/office/drawing/2016/5/13/chartex" xmlns:cx8="http://schemas.microsoft.com/office/drawing/2016/5/14/chartex" xmlns:mc="http://schemas.openxmlformats.org/markup-compatibility/2006" xmlns:aink="http://schemas.microsoft.com/office/drawing/2016/ink" xmlns:am3d="http://schemas.microsoft.com/office/drawing/2017/model3d" xmlns:o="urn:schemas-microsoft-com:office:office" xmlns:oel="http://schemas.microsoft.com/office/2019/extlst" xmlns:r="http://schemas.openxmlformats.org/officeDocument/2006/relationships" xmlns:m="http://schemas.openxmlformats.org/officeDocument/2006/math" xmlns:v="urn:schemas-microsoft-com:vml" xmlns:wp14="http://schemas.microsoft.com/office/word/2010/wordprocessingDrawing" xmlns:wp="http://schemas.openxmlformats.org/drawingml/2006/wordprocessingDrawing" xmlns:w10="urn:schemas-microsoft-com:office:word" xmlns:w="http://schemas.openxmlformats.org/wordprocessingml/2006/main" xmlns:w14="http://schemas.microsoft.com/office/word/2010/wordml" xmlns:w15="http://schemas.microsoft.com/office/word/2012/wordml" xmlns:w16cei="http://schemas.microsoft.com/office/word/2026/wordml/cei" xmlns:w16cex="http://schemas.microsoft.com/office/word/2018/wordml/cex" xmlns:w16cid="http://schemas.microsoft.com/office/word/2016/wordml/cid" xmlns:w16="http://schemas.microsoft.com/office/word/2018/wordml" xmlns:w16du="http://schemas.microsoft.com/office/word/2023/wordml/word16du" xmlns:w16sdtdh="http://schemas.microsoft.com/office/word/2020/wordml/sdtdatahash" xmlns:w16sdtfl="http://schemas.microsoft.com/office/word/2024/wordml/sdtformatlock" xmlns:w16se="http://schemas.microsoft.com/office/word/2015/wordml/symex" xmlns:wpg="http://schemas.microsoft.com/office/word/2010/wordprocessingGroup" xmlns:wpi="http://schemas.microsoft.com/office/word/2010/wordprocessingInk" xmlns:wne="http://schemas.microsoft.com/office/word/2006/wordml" xmlns:wps="http://schemas.microsoft.com/office/word/2010/wordprocessingShape" mc:Ignorable="w14 w15 w16se w16cid w16 w16cex w16sdtdh w16sdtfl w16du wp14">
+<w:ftr xmlns:wpc="http://schemas.microsoft.com/office/word/2010/wordprocessingCanvas" xmlns:cx="http://schemas.microsoft.com/office/drawing/2014/chartex" xmlns:cx1="http://schemas.microsoft.com/office/drawing/2015/9/8/chartex" xmlns:cx2="http://schemas.microsoft.com/office/drawing/2015/10/21/chartex" xmlns:cx3="http://schemas.microsoft.com/office/drawing/2016/5/9/chartex" xmlns:cx4="http://schemas.microsoft.com/office/drawing/2016/5/10/chartex" xmlns:cx5="http://schemas.microsoft.com/office/drawing/2016/5/11/chartex" xmlns:cx6="http://schemas.microsoft.com/office/drawing/2016/5/12/chartex" xmlns:cx7="http://schemas.microsoft.com/office/drawing/2016/5/13/chartex" xmlns:cx8="http://schemas.microsoft.com/office/drawing/2016/5/14/chartex" xmlns:mc="http://schemas.openxmlformats.org/markup-compatibility/2006" xmlns:aink="http://schemas.microsoft.com/office/drawing/2016/ink" xmlns:am3d="http://schemas.microsoft.com/office/drawing/2017/model3d" xmlns:o="urn:schemas-microsoft-com:office:office" xmlns:oel="http://schemas.microsoft.com/office/2019/extlst" xmlns:r="http://schemas.openxmlformats.org/officeDocument/2006/relationships" xmlns:m="http://schemas.openxmlformats.org/officeDocument/2006/math" xmlns:v="urn:schemas-microsoft-com:vml" xmlns:wp14="http://schemas.microsoft.com/office/word/2010/wordprocessingDrawing" xmlns:wp="http://schemas.openxmlformats.org/drawingml/2006/wordprocessingDrawing" xmlns:w10="urn:schemas-microsoft-com:office:word" xmlns:w="http://schemas.openxmlformats.org/wordprocessingml/2006/main" xmlns:w14="http://schemas.microsoft.com/office/word/2010/wordml" xmlns:w15="http://schemas.microsoft.com/office/word/2012/wordml" xmlns:w16cex="http://schemas.microsoft.com/office/word/2018/wordml/cex" xmlns:w16cid="http://schemas.microsoft.com/office/word/2016/wordml/cid" xmlns:w16="http://schemas.microsoft.com/office/word/2018/wordml" xmlns:w16du="http://schemas.microsoft.com/office/word/2023/wordml/word16du" xmlns:w16sdtdh="http://schemas.microsoft.com/office/word/2020/wordml/sdtdatahash" xmlns:w16sdtfl="http://schemas.microsoft.com/office/word/2024/wordml/sdtformatlock" xmlns:w16se="http://schemas.microsoft.com/office/word/2015/wordml/symex" xmlns:wpg="http://schemas.microsoft.com/office/word/2010/wordprocessingGroup" xmlns:wpi="http://schemas.microsoft.com/office/word/2010/wordprocessingInk" xmlns:wne="http://schemas.microsoft.com/office/word/2006/wordml" xmlns:wps="http://schemas.microsoft.com/office/word/2010/wordprocessingShape" mc:Ignorable="w14 w15 w16se w16cid w16 w16cex w16sdtdh w16sdtfl w16du wp14">
   <w:p>
     <w:pPr>
       <w:pStyle w:val="Footer"/>
@@ -1949,7 +1941,7 @@
 </file>
 
 <file path=word/footnotes.xml><?xml version="1.0" encoding="utf-8"?>
-<w:footnotes xmlns:wpc="http://schemas.microsoft.com/office/word/2010/wordprocessingCanvas" xmlns:cx="http://schemas.microsoft.com/office/drawing/2014/chartex" xmlns:cx1="http://schemas.microsoft.com/office/drawing/2015/9/8/chartex" xmlns:cx2="http://schemas.microsoft.com/office/drawing/2015/10/21/chartex" xmlns:cx3="http://schemas.microsoft.com/office/drawing/2016/5/9/chartex" xmlns:cx4="http://schemas.microsoft.com/office/drawing/2016/5/10/chartex" xmlns:cx5="http://schemas.microsoft.com/office/drawing/2016/5/11/chartex" xmlns:cx6="http://schemas.microsoft.com/office/drawing/2016/5/12/chartex" xmlns:cx7="http://schemas.microsoft.com/office/drawing/2016/5/13/chartex" xmlns:cx8="http://schemas.microsoft.com/office/drawing/2016/5/14/chartex" xmlns:mc="http://schemas.openxmlformats.org/markup-compatibility/2006" xmlns:aink="http://schemas.microsoft.com/office/drawing/2016/ink" xmlns:am3d="http://schemas.microsoft.com/office/drawing/2017/model3d" xmlns:o="urn:schemas-microsoft-com:office:office" xmlns:oel="http://schemas.microsoft.com/office/2019/extlst" xmlns:r="http://schemas.openxmlformats.org/officeDocument/2006/relationships" xmlns:m="http://schemas.openxmlformats.org/officeDocument/2006/math" xmlns:v="urn:schemas-microsoft-com:vml" xmlns:wp14="http://schemas.microsoft.com/office/word/2010/wordprocessingDrawing" xmlns:wp="http://schemas.openxmlformats.org/drawingml/2006/wordprocessingDrawing" xmlns:w10="urn:schemas-microsoft-com:office:word" xmlns:w="http://schemas.openxmlformats.org/wordprocessingml/2006/main" xmlns:w14="http://schemas.microsoft.com/office/word/2010/wordml" xmlns:w15="http://schemas.microsoft.com/office/word/2012/wordml" xmlns:w16cei="http://schemas.microsoft.com/office/word/2026/wordml/cei" xmlns:w16cex="http://schemas.microsoft.com/office/word/2018/wordml/cex" xmlns:w16cid="http://schemas.microsoft.com/office/word/2016/wordml/cid" xmlns:w16="http://schemas.microsoft.com/office/word/2018/wordml" xmlns:w16du="http://schemas.microsoft.com/office/word/2023/wordml/word16du" xmlns:w16sdtdh="http://schemas.microsoft.com/office/word/2020/wordml/sdtdatahash" xmlns:w16sdtfl="http://schemas.microsoft.com/office/word/2024/wordml/sdtformatlock" xmlns:w16se="http://schemas.microsoft.com/office/word/2015/wordml/symex" xmlns:wpg="http://schemas.microsoft.com/office/word/2010/wordprocessingGroup" xmlns:wpi="http://schemas.microsoft.com/office/word/2010/wordprocessingInk" xmlns:wne="http://schemas.microsoft.com/office/word/2006/wordml" xmlns:wps="http://schemas.microsoft.com/office/word/2010/wordprocessingShape" mc:Ignorable="w14 w15 w16se w16cid w16 w16cex w16sdtdh w16sdtfl w16du wp14">
+<w:footnotes xmlns:wpc="http://schemas.microsoft.com/office/word/2010/wordprocessingCanvas" xmlns:cx="http://schemas.microsoft.com/office/drawing/2014/chartex" xmlns:cx1="http://schemas.microsoft.com/office/drawing/2015/9/8/chartex" xmlns:cx2="http://schemas.microsoft.com/office/drawing/2015/10/21/chartex" xmlns:cx3="http://schemas.microsoft.com/office/drawing/2016/5/9/chartex" xmlns:cx4="http://schemas.microsoft.com/office/drawing/2016/5/10/chartex" xmlns:cx5="http://schemas.microsoft.com/office/drawing/2016/5/11/chartex" xmlns:cx6="http://schemas.microsoft.com/office/drawing/2016/5/12/chartex" xmlns:cx7="http://schemas.microsoft.com/office/drawing/2016/5/13/chartex" xmlns:cx8="http://schemas.microsoft.com/office/drawing/2016/5/14/chartex" xmlns:mc="http://schemas.openxmlformats.org/markup-compatibility/2006" xmlns:aink="http://schemas.microsoft.com/office/drawing/2016/ink" xmlns:am3d="http://schemas.microsoft.com/office/drawing/2017/model3d" xmlns:o="urn:schemas-microsoft-com:office:office" xmlns:oel="http://schemas.microsoft.com/office/2019/extlst" xmlns:r="http://schemas.openxmlformats.org/officeDocument/2006/relationships" xmlns:m="http://schemas.openxmlformats.org/officeDocument/2006/math" xmlns:v="urn:schemas-microsoft-com:vml" xmlns:wp14="http://schemas.microsoft.com/office/word/2010/wordprocessingDrawing" xmlns:wp="http://schemas.openxmlformats.org/drawingml/2006/wordprocessingDrawing" xmlns:w10="urn:schemas-microsoft-com:office:word" xmlns:w="http://schemas.openxmlformats.org/wordprocessingml/2006/main" xmlns:w14="http://schemas.microsoft.com/office/word/2010/wordml" xmlns:w15="http://schemas.microsoft.com/office/word/2012/wordml" xmlns:w16cex="http://schemas.microsoft.com/office/word/2018/wordml/cex" xmlns:w16cid="http://schemas.microsoft.com/office/word/2016/wordml/cid" xmlns:w16="http://schemas.microsoft.com/office/word/2018/wordml" xmlns:w16du="http://schemas.microsoft.com/office/word/2023/wordml/word16du" xmlns:w16sdtdh="http://schemas.microsoft.com/office/word/2020/wordml/sdtdatahash" xmlns:w16sdtfl="http://schemas.microsoft.com/office/word/2024/wordml/sdtformatlock" xmlns:w16se="http://schemas.microsoft.com/office/word/2015/wordml/symex" xmlns:wpg="http://schemas.microsoft.com/office/word/2010/wordprocessingGroup" xmlns:wpi="http://schemas.microsoft.com/office/word/2010/wordprocessingInk" xmlns:wne="http://schemas.microsoft.com/office/word/2006/wordml" xmlns:wps="http://schemas.microsoft.com/office/word/2010/wordprocessingShape" mc:Ignorable="w14 w15 w16se w16cid w16 w16cex w16sdtdh w16sdtfl w16du wp14">
   <w:footnote w:type="separator" w:id="-1">
     <w:p>
       <w:pPr>
@@ -1974,7 +1966,7 @@
 </file>
 
 <file path=word/header1.xml><?xml version="1.0" encoding="utf-8"?>
-<w:hdr xmlns:wpc="http://schemas.microsoft.com/office/word/2010/wordprocessingCanvas" xmlns:cx="http://schemas.microsoft.com/office/drawing/2014/chartex" xmlns:cx1="http://schemas.microsoft.com/office/drawing/2015/9/8/chartex" xmlns:cx2="http://schemas.microsoft.com/office/drawing/2015/10/21/chartex" xmlns:cx3="http://schemas.microsoft.com/office/drawing/2016/5/9/chartex" xmlns:cx4="http://schemas.microsoft.com/office/drawing/2016/5/10/chartex" xmlns:cx5="http://schemas.microsoft.com/office/drawing/2016/5/11/chartex" xmlns:cx6="http://schemas.microsoft.com/office/drawing/2016/5/12/chartex" xmlns:cx7="http://schemas.microsoft.com/office/drawing/2016/5/13/chartex" xmlns:cx8="http://schemas.microsoft.com/office/drawing/2016/5/14/chartex" xmlns:mc="http://schemas.openxmlformats.org/markup-compatibility/2006" xmlns:aink="http://schemas.microsoft.com/office/drawing/2016/ink" xmlns:am3d="http://schemas.microsoft.com/office/drawing/2017/model3d" xmlns:o="urn:schemas-microsoft-com:office:office" xmlns:oel="http://schemas.microsoft.com/office/2019/extlst" xmlns:r="http://schemas.openxmlformats.org/officeDocument/2006/relationships" xmlns:m="http://schemas.openxmlformats.org/officeDocument/2006/math" xmlns:v="urn:schemas-microsoft-com:vml" xmlns:wp14="http://schemas.microsoft.com/office/word/2010/wordprocessingDrawing" xmlns:wp="http://schemas.openxmlformats.org/drawingml/2006/wordprocessingDrawing" xmlns:w10="urn:schemas-microsoft-com:office:word" xmlns:w="http://schemas.openxmlformats.org/wordprocessingml/2006/main" xmlns:w14="http://schemas.microsoft.com/office/word/2010/wordml" xmlns:w15="http://schemas.microsoft.com/office/word/2012/wordml" xmlns:w16cei="http://schemas.microsoft.com/office/word/2026/wordml/cei" xmlns:w16cex="http://schemas.microsoft.com/office/word/2018/wordml/cex" xmlns:w16cid="http://schemas.microsoft.com/office/word/2016/wordml/cid" xmlns:w16="http://schemas.microsoft.com/office/word/2018/wordml" xmlns:w16du="http://schemas.microsoft.com/office/word/2023/wordml/word16du" xmlns:w16sdtdh="http://schemas.microsoft.com/office/word/2020/wordml/sdtdatahash" xmlns:w16sdtfl="http://schemas.microsoft.com/office/word/2024/wordml/sdtformatlock" xmlns:w16se="http://schemas.microsoft.com/office/word/2015/wordml/symex" xmlns:wpg="http://schemas.microsoft.com/office/word/2010/wordprocessingGroup" xmlns:wpi="http://schemas.microsoft.com/office/word/2010/wordprocessingInk" xmlns:wne="http://schemas.microsoft.com/office/word/2006/wordml" xmlns:wps="http://schemas.microsoft.com/office/word/2010/wordprocessingShape" mc:Ignorable="w14 w15 w16se w16cid w16 w16cex w16sdtdh w16sdtfl w16du wp14">
+<w:hdr xmlns:wpc="http://schemas.microsoft.com/office/word/2010/wordprocessingCanvas" xmlns:cx="http://schemas.microsoft.com/office/drawing/2014/chartex" xmlns:cx1="http://schemas.microsoft.com/office/drawing/2015/9/8/chartex" xmlns:cx2="http://schemas.microsoft.com/office/drawing/2015/10/21/chartex" xmlns:cx3="http://schemas.microsoft.com/office/drawing/2016/5/9/chartex" xmlns:cx4="http://schemas.microsoft.com/office/drawing/2016/5/10/chartex" xmlns:cx5="http://schemas.microsoft.com/office/drawing/2016/5/11/chartex" xmlns:cx6="http://schemas.microsoft.com/office/drawing/2016/5/12/chartex" xmlns:cx7="http://schemas.microsoft.com/office/drawing/2016/5/13/chartex" xmlns:cx8="http://schemas.microsoft.com/office/drawing/2016/5/14/chartex" xmlns:mc="http://schemas.openxmlformats.org/markup-compatibility/2006" xmlns:aink="http://schemas.microsoft.com/office/drawing/2016/ink" xmlns:am3d="http://schemas.microsoft.com/office/drawing/2017/model3d" xmlns:o="urn:schemas-microsoft-com:office:office" xmlns:oel="http://schemas.microsoft.com/office/2019/extlst" xmlns:r="http://schemas.openxmlformats.org/officeDocument/2006/relationships" xmlns:m="http://schemas.openxmlformats.org/officeDocument/2006/math" xmlns:v="urn:schemas-microsoft-com:vml" xmlns:wp14="http://schemas.microsoft.com/office/word/2010/wordprocessingDrawing" xmlns:wp="http://schemas.openxmlformats.org/drawingml/2006/wordprocessingDrawing" xmlns:w10="urn:schemas-microsoft-com:office:word" xmlns:w="http://schemas.openxmlformats.org/wordprocessingml/2006/main" xmlns:w14="http://schemas.microsoft.com/office/word/2010/wordml" xmlns:w15="http://schemas.microsoft.com/office/word/2012/wordml" xmlns:w16cex="http://schemas.microsoft.com/office/word/2018/wordml/cex" xmlns:w16cid="http://schemas.microsoft.com/office/word/2016/wordml/cid" xmlns:w16="http://schemas.microsoft.com/office/word/2018/wordml" xmlns:w16du="http://schemas.microsoft.com/office/word/2023/wordml/word16du" xmlns:w16sdtdh="http://schemas.microsoft.com/office/word/2020/wordml/sdtdatahash" xmlns:w16sdtfl="http://schemas.microsoft.com/office/word/2024/wordml/sdtformatlock" xmlns:w16se="http://schemas.microsoft.com/office/word/2015/wordml/symex" xmlns:wpg="http://schemas.microsoft.com/office/word/2010/wordprocessingGroup" xmlns:wpi="http://schemas.microsoft.com/office/word/2010/wordprocessingInk" xmlns:wne="http://schemas.microsoft.com/office/word/2006/wordml" xmlns:wps="http://schemas.microsoft.com/office/word/2010/wordprocessingShape" mc:Ignorable="w14 w15 w16se w16cid w16 w16cex w16sdtdh w16sdtfl w16du wp14">
   <w:p>
     <w:pPr>
       <w:pStyle w:val="Header"/>
@@ -1992,7 +1984,7 @@
 </file>
 
 <file path=word/numbering.xml><?xml version="1.0" encoding="utf-8"?>
-<w:numbering xmlns:wpc="http://schemas.microsoft.com/office/word/2010/wordprocessingCanvas" xmlns:cx="http://schemas.microsoft.com/office/drawing/2014/chartex" xmlns:cx1="http://schemas.microsoft.com/office/drawing/2015/9/8/chartex" xmlns:cx2="http://schemas.microsoft.com/office/drawing/2015/10/21/chartex" xmlns:cx3="http://schemas.microsoft.com/office/drawing/2016/5/9/chartex" xmlns:cx4="http://schemas.microsoft.com/office/drawing/2016/5/10/chartex" xmlns:cx5="http://schemas.microsoft.com/office/drawing/2016/5/11/chartex" xmlns:cx6="http://schemas.microsoft.com/office/drawing/2016/5/12/chartex" xmlns:cx7="http://schemas.microsoft.com/office/drawing/2016/5/13/chartex" xmlns:cx8="http://schemas.microsoft.com/office/drawing/2016/5/14/chartex" xmlns:mc="http://schemas.openxmlformats.org/markup-compatibility/2006" xmlns:aink="http://schemas.microsoft.com/office/drawing/2016/ink" xmlns:am3d="http://schemas.microsoft.com/office/drawing/2017/model3d" xmlns:o="urn:schemas-microsoft-com:office:office" xmlns:oel="http://schemas.microsoft.com/office/2019/extlst" xmlns:r="http://schemas.openxmlformats.org/officeDocument/2006/relationships" xmlns:m="http://schemas.openxmlformats.org/officeDocument/2006/math" xmlns:v="urn:schemas-microsoft-com:vml" xmlns:wp14="http://schemas.microsoft.com/office/word/2010/wordprocessingDrawing" xmlns:wp="http://schemas.openxmlformats.org/drawingml/2006/wordprocessingDrawing" xmlns:w10="urn:schemas-microsoft-com:office:word" xmlns:w="http://schemas.openxmlformats.org/wordprocessingml/2006/main" xmlns:w14="http://schemas.microsoft.com/office/word/2010/wordml" xmlns:w15="http://schemas.microsoft.com/office/word/2012/wordml" xmlns:w16cei="http://schemas.microsoft.com/office/word/2026/wordml/cei" xmlns:w16cex="http://schemas.microsoft.com/office/word/2018/wordml/cex" xmlns:w16cid="http://schemas.microsoft.com/office/word/2016/wordml/cid" xmlns:w16="http://schemas.microsoft.com/office/word/2018/wordml" xmlns:w16du="http://schemas.microsoft.com/office/word/2023/wordml/word16du" xmlns:w16sdtdh="http://schemas.microsoft.com/office/word/2020/wordml/sdtdatahash" xmlns:w16sdtfl="http://schemas.microsoft.com/office/word/2024/wordml/sdtformatlock" xmlns:w16se="http://schemas.microsoft.com/office/word/2015/wordml/symex" xmlns:wpg="http://schemas.microsoft.com/office/word/2010/wordprocessingGroup" xmlns:wpi="http://schemas.microsoft.com/office/word/2010/wordprocessingInk" xmlns:wne="http://schemas.microsoft.com/office/word/2006/wordml" xmlns:wps="http://schemas.microsoft.com/office/word/2010/wordprocessingShape" mc:Ignorable="w14 w15 w16se w16cid w16 w16cex w16sdtdh w16sdtfl w16du wp14">
+<w:numbering xmlns:wpc="http://schemas.microsoft.com/office/word/2010/wordprocessingCanvas" xmlns:cx="http://schemas.microsoft.com/office/drawing/2014/chartex" xmlns:cx1="http://schemas.microsoft.com/office/drawing/2015/9/8/chartex" xmlns:cx2="http://schemas.microsoft.com/office/drawing/2015/10/21/chartex" xmlns:cx3="http://schemas.microsoft.com/office/drawing/2016/5/9/chartex" xmlns:cx4="http://schemas.microsoft.com/office/drawing/2016/5/10/chartex" xmlns:cx5="http://schemas.microsoft.com/office/drawing/2016/5/11/chartex" xmlns:cx6="http://schemas.microsoft.com/office/drawing/2016/5/12/chartex" xmlns:cx7="http://schemas.microsoft.com/office/drawing/2016/5/13/chartex" xmlns:cx8="http://schemas.microsoft.com/office/drawing/2016/5/14/chartex" xmlns:mc="http://schemas.openxmlformats.org/markup-compatibility/2006" xmlns:aink="http://schemas.microsoft.com/office/drawing/2016/ink" xmlns:am3d="http://schemas.microsoft.com/office/drawing/2017/model3d" xmlns:o="urn:schemas-microsoft-com:office:office" xmlns:oel="http://schemas.microsoft.com/office/2019/extlst" xmlns:r="http://schemas.openxmlformats.org/officeDocument/2006/relationships" xmlns:m="http://schemas.openxmlformats.org/officeDocument/2006/math" xmlns:v="urn:schemas-microsoft-com:vml" xmlns:wp14="http://schemas.microsoft.com/office/word/2010/wordprocessingDrawing" xmlns:wp="http://schemas.openxmlformats.org/drawingml/2006/wordprocessingDrawing" xmlns:w10="urn:schemas-microsoft-com:office:word" xmlns:w="http://schemas.openxmlformats.org/wordprocessingml/2006/main" xmlns:w14="http://schemas.microsoft.com/office/word/2010/wordml" xmlns:w15="http://schemas.microsoft.com/office/word/2012/wordml" xmlns:w16cex="http://schemas.microsoft.com/office/word/2018/wordml/cex" xmlns:w16cid="http://schemas.microsoft.com/office/word/2016/wordml/cid" xmlns:w16="http://schemas.microsoft.com/office/word/2018/wordml" xmlns:w16du="http://schemas.microsoft.com/office/word/2023/wordml/word16du" xmlns:w16sdtdh="http://schemas.microsoft.com/office/word/2020/wordml/sdtdatahash" xmlns:w16sdtfl="http://schemas.microsoft.com/office/word/2024/wordml/sdtformatlock" xmlns:w16se="http://schemas.microsoft.com/office/word/2015/wordml/symex" xmlns:wpg="http://schemas.microsoft.com/office/word/2010/wordprocessingGroup" xmlns:wpi="http://schemas.microsoft.com/office/word/2010/wordprocessingInk" xmlns:wne="http://schemas.microsoft.com/office/word/2006/wordml" xmlns:wps="http://schemas.microsoft.com/office/word/2010/wordprocessingShape" mc:Ignorable="w14 w15 w16se w16cid w16 w16cex w16sdtdh w16sdtfl w16du wp14">
   <w:abstractNum w:abstractNumId="0" w15:restartNumberingAfterBreak="0">
     <w:nsid w:val="00000001"/>
     <w:multiLevelType w:val="multilevel"/>
@@ -5958,7 +5950,6 @@
   <w:style w:type="character" w:default="1" w:styleId="DefaultParagraphFont">
     <w:name w:val="Default Paragraph Font"/>
     <w:uiPriority w:val="1"/>
-    <w:semiHidden/>
     <w:unhideWhenUsed/>
   </w:style>
   <w:style w:type="table" w:default="1" w:styleId="TableNormal">
